--- a/PP1-Synopsis.docx
+++ b/PP1-Synopsis.docx
@@ -1,461 +1,737 @@
 
 <file path=word/document.xml><?xml version="1.0" encoding="utf-8"?>
-<w:document xmlns:wpc="http://schemas.microsoft.com/office/word/2010/wordprocessingCanvas" xmlns:cx="http://schemas.microsoft.com/office/drawing/2014/chartex" xmlns:cx1="http://schemas.microsoft.com/office/drawing/2015/9/8/chartex" xmlns:cx2="http://schemas.microsoft.com/office/drawing/2015/10/21/chartex" xmlns:cx3="http://schemas.microsoft.com/office/drawing/2016/5/9/chartex" xmlns:cx4="http://schemas.microsoft.com/office/drawing/2016/5/10/chartex" xmlns:cx5="http://schemas.microsoft.com/office/drawing/2016/5/11/chartex" xmlns:cx6="http://schemas.microsoft.com/office/drawing/2016/5/12/chartex" xmlns:cx7="http://schemas.microsoft.com/office/drawing/2016/5/13/chartex" xmlns:cx8="http://schemas.microsoft.com/office/drawing/2016/5/14/chartex" xmlns:mc="http://schemas.openxmlformats.org/markup-compatibility/2006" xmlns:aink="http://schemas.microsoft.com/office/drawing/2016/ink" xmlns:am3d="http://schemas.microsoft.com/office/drawing/2017/model3d" xmlns:o="urn:schemas-microsoft-com:office:office" xmlns:r="http://schemas.openxmlformats.org/officeDocument/2006/relationships" xmlns:m="http://schemas.openxmlformats.org/officeDocument/2006/math" xmlns:v="urn:schemas-microsoft-com:vml" xmlns:wp14="http://schemas.microsoft.com/office/word/2010/wordprocessingDrawing" xmlns:wp="http://schemas.openxmlformats.org/drawingml/2006/wordprocessingDrawing" xmlns:w10="urn:schemas-microsoft-com:office:word" xmlns:w="http://schemas.openxmlformats.org/wordprocessingml/2006/main" xmlns:w14="http://schemas.microsoft.com/office/word/2010/wordml" xmlns:w15="http://schemas.microsoft.com/office/word/2012/wordml" xmlns:w16cex="http://schemas.microsoft.com/office/word/2018/wordml/cex" xmlns:w16cid="http://schemas.microsoft.com/office/word/2016/wordml/cid" xmlns:w16="http://schemas.microsoft.com/office/word/2018/wordml" xmlns:w16sdtdh="http://schemas.microsoft.com/office/word/2020/wordml/sdtdatahash" xmlns:w16se="http://schemas.microsoft.com/office/word/2015/wordml/symex" xmlns:wpg="http://schemas.microsoft.com/office/word/2010/wordprocessingGroup" xmlns:wpi="http://schemas.microsoft.com/office/word/2010/wordprocessingInk" xmlns:wne="http://schemas.microsoft.com/office/word/2006/wordml" xmlns:wps="http://schemas.microsoft.com/office/word/2010/wordprocessingShape" mc:Ignorable="w14 w15 w16se w16cid w16 w16cex w16sdtdh wp14">
+<w:document xmlns:wpc="http://schemas.microsoft.com/office/word/2010/wordprocessingCanvas" xmlns:cx="http://schemas.microsoft.com/office/drawing/2014/chartex" xmlns:cx1="http://schemas.microsoft.com/office/drawing/2015/9/8/chartex" xmlns:cx2="http://schemas.microsoft.com/office/drawing/2015/10/21/chartex" xmlns:cx3="http://schemas.microsoft.com/office/drawing/2016/5/9/chartex" xmlns:cx4="http://schemas.microsoft.com/office/drawing/2016/5/10/chartex" xmlns:cx5="http://schemas.microsoft.com/office/drawing/2016/5/11/chartex" xmlns:cx6="http://schemas.microsoft.com/office/drawing/2016/5/12/chartex" xmlns:cx7="http://schemas.microsoft.com/office/drawing/2016/5/13/chartex" xmlns:cx8="http://schemas.microsoft.com/office/drawing/2016/5/14/chartex" xmlns:mc="http://schemas.openxmlformats.org/markup-compatibility/2006" xmlns:aink="http://schemas.microsoft.com/office/drawing/2016/ink" xmlns:am3d="http://schemas.microsoft.com/office/drawing/2017/model3d" xmlns:o="urn:schemas-microsoft-com:office:office" xmlns:oel="http://schemas.microsoft.com/office/2019/extlst" xmlns:r="http://schemas.openxmlformats.org/officeDocument/2006/relationships" xmlns:m="http://schemas.openxmlformats.org/officeDocument/2006/math" xmlns:v="urn:schemas-microsoft-com:vml" xmlns:wp14="http://schemas.microsoft.com/office/word/2010/wordprocessingDrawing" xmlns:wp="http://schemas.openxmlformats.org/drawingml/2006/wordprocessingDrawing" xmlns:w10="urn:schemas-microsoft-com:office:word" xmlns:w="http://schemas.openxmlformats.org/wordprocessingml/2006/main" xmlns:w14="http://schemas.microsoft.com/office/word/2010/wordml" xmlns:w15="http://schemas.microsoft.com/office/word/2012/wordml" xmlns:w16cex="http://schemas.microsoft.com/office/word/2018/wordml/cex" xmlns:w16cid="http://schemas.microsoft.com/office/word/2016/wordml/cid" xmlns:w16="http://schemas.microsoft.com/office/word/2018/wordml" xmlns:w16du="http://schemas.microsoft.com/office/word/2023/wordml/word16du" xmlns:w16sdtdh="http://schemas.microsoft.com/office/word/2020/wordml/sdtdatahash" xmlns:w16sdtfl="http://schemas.microsoft.com/office/word/2024/wordml/sdtformatlock" xmlns:w16se="http://schemas.microsoft.com/office/word/2015/wordml/symex" xmlns:wpg="http://schemas.microsoft.com/office/word/2010/wordprocessingGroup" xmlns:wpi="http://schemas.microsoft.com/office/word/2010/wordprocessingInk" xmlns:wne="http://schemas.microsoft.com/office/word/2006/wordml" xmlns:wps="http://schemas.microsoft.com/office/word/2010/wordprocessingShape" mc:Ignorable="w14 w15 w16se w16cid w16 w16cex w16sdtdh w16sdtfl w16du wp14">
   <w:body>
     <w:p>
       <w:pPr>
         <w:jc w:val="center"/>
         <w:rPr>
+          <w:rFonts w:ascii="Times New Roman" w:hAnsi="Times New Roman" w:cs="Times New Roman"/>
+          <w:b/>
+          <w:sz w:val="56"/>
+        </w:rPr>
+      </w:pPr>
+      <w:r>
+        <w:rPr>
+          <w:rFonts w:ascii="Times New Roman" w:hAnsi="Times New Roman" w:cs="Times New Roman"/>
+          <w:b/>
+          <w:sz w:val="56"/>
+        </w:rPr>
+        <w:t>B.M.S. COLLEGE OF ENGINEERING</w:t>
+      </w:r>
+    </w:p>
+    <w:p>
+      <w:pPr>
+        <w:jc w:val="center"/>
+        <w:rPr>
+          <w:rFonts w:ascii="Times New Roman" w:hAnsi="Times New Roman" w:cs="Times New Roman"/>
+          <w:b/>
+          <w:sz w:val="30"/>
+        </w:rPr>
+      </w:pPr>
+      <w:r>
+        <w:rPr>
+          <w:rFonts w:ascii="Times New Roman" w:hAnsi="Times New Roman" w:cs="Times New Roman"/>
+          <w:b/>
+          <w:sz w:val="30"/>
+        </w:rPr>
+        <w:t>Department of Computer Science and Engineering</w:t>
+      </w:r>
+    </w:p>
+    <w:p>
+      <w:pPr>
+        <w:jc w:val="center"/>
+        <w:rPr>
+          <w:rFonts w:ascii="Times New Roman" w:hAnsi="Times New Roman" w:cs="Times New Roman"/>
+          <w:b/>
+        </w:rPr>
+      </w:pPr>
+      <w:r>
+        <w:rPr>
+          <w:rFonts w:ascii="Times New Roman" w:hAnsi="Times New Roman" w:cs="Times New Roman"/>
+          <w:b/>
+          <w:noProof/>
+          <w:lang w:val="en-IN" w:eastAsia="en-IN"/>
+        </w:rPr>
+        <w:drawing>
+          <wp:inline distT="0" distB="0" distL="0" distR="0" wp14:anchorId="44D42C66" wp14:editId="1AB824D1">
+            <wp:extent cx="762000" cy="767219"/>
+            <wp:effectExtent l="0" t="0" r="0" b="0"/>
+            <wp:docPr id="660956545" name="Picture 660956545" descr="D:\RECOS\college logo\bmslogo.bmp"/>
+            <wp:cNvGraphicFramePr>
+              <a:graphicFrameLocks xmlns:a="http://schemas.openxmlformats.org/drawingml/2006/main" noChangeAspect="1"/>
+            </wp:cNvGraphicFramePr>
+            <a:graphic xmlns:a="http://schemas.openxmlformats.org/drawingml/2006/main">
+              <a:graphicData uri="http://schemas.openxmlformats.org/drawingml/2006/picture">
+                <pic:pic xmlns:pic="http://schemas.openxmlformats.org/drawingml/2006/picture">
+                  <pic:nvPicPr>
+                    <pic:cNvPr id="0" name="Picture 3" descr="D:\RECOS\college logo\bmslogo.bmp"/>
+                    <pic:cNvPicPr>
+                      <a:picLocks noChangeAspect="1" noChangeArrowheads="1"/>
+                    </pic:cNvPicPr>
+                  </pic:nvPicPr>
+                  <pic:blipFill>
+                    <a:blip r:embed="rId6" cstate="print">
+                      <a:extLst>
+                        <a:ext uri="{28A0092B-C50C-407E-A947-70E740481C1C}">
+                          <a14:useLocalDpi xmlns:a14="http://schemas.microsoft.com/office/drawing/2010/main" val="0"/>
+                        </a:ext>
+                      </a:extLst>
+                    </a:blip>
+                    <a:srcRect/>
+                    <a:stretch>
+                      <a:fillRect/>
+                    </a:stretch>
+                  </pic:blipFill>
+                  <pic:spPr bwMode="auto">
+                    <a:xfrm>
+                      <a:off x="0" y="0"/>
+                      <a:ext cx="769317" cy="774586"/>
+                    </a:xfrm>
+                    <a:prstGeom prst="rect">
+                      <a:avLst/>
+                    </a:prstGeom>
+                    <a:noFill/>
+                    <a:ln>
+                      <a:noFill/>
+                    </a:ln>
+                  </pic:spPr>
+                </pic:pic>
+              </a:graphicData>
+            </a:graphic>
+          </wp:inline>
+        </w:drawing>
+      </w:r>
+    </w:p>
+    <w:p>
+      <w:pPr>
+        <w:jc w:val="center"/>
+        <w:rPr>
+          <w:rFonts w:ascii="Times New Roman" w:hAnsi="Times New Roman" w:cs="Times New Roman"/>
+          <w:b/>
+        </w:rPr>
+      </w:pPr>
+      <w:r>
+        <w:rPr>
+          <w:rFonts w:ascii="Times New Roman" w:hAnsi="Times New Roman" w:cs="Times New Roman"/>
           <w:b/>
           <w:sz w:val="28"/>
           <w:szCs w:val="28"/>
         </w:rPr>
-      </w:pPr>
-      <w:r>
-        <w:rPr>
+        <w:t>Mobile App Development</w:t>
+      </w:r>
+      <w:r>
+        <w:rPr>
+          <w:rFonts w:ascii="Times New Roman" w:hAnsi="Times New Roman" w:cs="Times New Roman"/>
           <w:b/>
           <w:sz w:val="28"/>
           <w:szCs w:val="28"/>
         </w:rPr>
-        <w:t>Major Project Phase 1 (22CS7PWMP1)</w:t>
-      </w:r>
-      <w:r>
-        <w:rPr>
+        <w:t>(</w:t>
+      </w:r>
+      <w:r>
+        <w:rPr>
+          <w:rFonts w:ascii="Times New Roman" w:hAnsi="Times New Roman" w:cs="Times New Roman"/>
           <w:b/>
           <w:sz w:val="28"/>
           <w:szCs w:val="28"/>
         </w:rPr>
-        <w:t xml:space="preserve"> </w:t>
-      </w:r>
-      <w:r>
-        <w:rPr>
+        <w:t>23CS4AEMAD</w:t>
+      </w:r>
+      <w:r>
+        <w:rPr>
+          <w:rFonts w:ascii="Times New Roman" w:hAnsi="Times New Roman" w:cs="Times New Roman"/>
           <w:b/>
           <w:sz w:val="28"/>
           <w:szCs w:val="28"/>
         </w:rPr>
+        <w:t xml:space="preserve">) </w:t>
+      </w:r>
+    </w:p>
+    <w:p>
+      <w:pPr>
+        <w:jc w:val="center"/>
+        <w:rPr>
+          <w:rFonts w:ascii="Times New Roman" w:hAnsi="Times New Roman" w:cs="Times New Roman"/>
+          <w:b/>
+          <w:sz w:val="32"/>
+          <w:szCs w:val="32"/>
+        </w:rPr>
+      </w:pPr>
+      <w:r>
+        <w:rPr>
+          <w:rFonts w:ascii="Times New Roman" w:hAnsi="Times New Roman" w:cs="Times New Roman"/>
+          <w:b/>
+          <w:sz w:val="32"/>
+          <w:szCs w:val="32"/>
+        </w:rPr>
         <w:t>Synopsis</w:t>
       </w:r>
       <w:r>
         <w:rPr>
+          <w:rFonts w:ascii="Times New Roman" w:hAnsi="Times New Roman" w:cs="Times New Roman"/>
+          <w:b/>
+          <w:sz w:val="32"/>
+          <w:szCs w:val="32"/>
+        </w:rPr>
+        <w:t xml:space="preserve"> Report</w:t>
+      </w:r>
+    </w:p>
+    <w:p>
+      <w:pPr>
+        <w:jc w:val="center"/>
+        <w:rPr>
+          <w:rFonts w:ascii="Times New Roman" w:hAnsi="Times New Roman" w:cs="Times New Roman"/>
           <w:b/>
           <w:sz w:val="28"/>
           <w:szCs w:val="28"/>
         </w:rPr>
-        <w:t xml:space="preserve"> Report</w:t>
-      </w:r>
-    </w:p>
-    <w:p>
-      <w:pPr>
-        <w:jc w:val="center"/>
-        <w:rPr>
+      </w:pPr>
+      <w:r>
+        <w:rPr>
+          <w:rFonts w:ascii="Times New Roman" w:hAnsi="Times New Roman" w:cs="Times New Roman"/>
           <w:b/>
           <w:sz w:val="28"/>
           <w:szCs w:val="28"/>
         </w:rPr>
-      </w:pPr>
-      <w:r>
-        <w:rPr>
+        <w:t xml:space="preserve"> </w:t>
+      </w:r>
+      <w:r>
+        <w:rPr>
+          <w:rFonts w:ascii="Times New Roman" w:hAnsi="Times New Roman" w:cs="Times New Roman"/>
           <w:b/>
           <w:sz w:val="28"/>
           <w:szCs w:val="28"/>
         </w:rPr>
-        <w:t xml:space="preserve"> </w:t>
-      </w:r>
-      <w:r>
-        <w:rPr>
+        <w:t>O</w:t>
+      </w:r>
+      <w:r>
+        <w:rPr>
+          <w:rFonts w:ascii="Times New Roman" w:hAnsi="Times New Roman" w:cs="Times New Roman"/>
           <w:b/>
           <w:sz w:val="28"/>
           <w:szCs w:val="28"/>
         </w:rPr>
-        <w:t>O</w:t>
-      </w:r>
-      <w:r>
-        <w:rPr>
+        <w:t>n</w:t>
+      </w:r>
+    </w:p>
+    <w:p>
+      <w:pPr>
+        <w:jc w:val="center"/>
+        <w:rPr>
+          <w:rFonts w:ascii="Times New Roman" w:hAnsi="Times New Roman" w:cs="Times New Roman"/>
+          <w:b/>
+          <w:sz w:val="40"/>
+          <w:szCs w:val="40"/>
+        </w:rPr>
+      </w:pPr>
+      <w:r>
+        <w:rPr>
+          <w:rFonts w:ascii="Times New Roman" w:hAnsi="Times New Roman" w:cs="Times New Roman"/>
+          <w:b/>
+          <w:sz w:val="40"/>
+          <w:szCs w:val="40"/>
+        </w:rPr>
+        <w:t>Attendance Tracker</w:t>
+      </w:r>
+    </w:p>
+    <w:p>
+      <w:pPr>
+        <w:jc w:val="center"/>
+        <w:rPr>
+          <w:rFonts w:ascii="Times New Roman" w:hAnsi="Times New Roman" w:cs="Times New Roman"/>
+          <w:b/>
+        </w:rPr>
+      </w:pPr>
+    </w:p>
+    <w:p>
+      <w:pPr>
+        <w:jc w:val="center"/>
+        <w:rPr>
+          <w:rFonts w:ascii="Times New Roman" w:hAnsi="Times New Roman" w:cs="Times New Roman"/>
+          <w:b/>
+          <w:sz w:val="34"/>
+          <w:szCs w:val="34"/>
+          <w:lang w:val="en-IN"/>
+        </w:rPr>
+      </w:pPr>
+      <w:r>
+        <w:rPr>
+          <w:rFonts w:ascii="Times New Roman" w:hAnsi="Times New Roman" w:cs="Times New Roman"/>
           <w:b/>
           <w:sz w:val="28"/>
           <w:szCs w:val="28"/>
         </w:rPr>
-        <w:t>n</w:t>
-      </w:r>
-    </w:p>
-    <w:p>
-      <w:pPr>
+        <w:t>Submitted by:</w:t>
+      </w:r>
+    </w:p>
+    <w:tbl>
+      <w:tblPr>
+        <w:tblStyle w:val="TableGrid"/>
+        <w:tblW w:w="0" w:type="auto"/>
         <w:jc w:val="center"/>
-        <w:rPr>
-          <w:b/>
+        <w:tblLook w:val="04A0" w:firstRow="1" w:lastRow="0" w:firstColumn="1" w:lastColumn="0" w:noHBand="0" w:noVBand="1"/>
+      </w:tblPr>
+      <w:tblGrid>
+        <w:gridCol w:w="2412"/>
+        <w:gridCol w:w="2860"/>
+      </w:tblGrid>
+      <w:tr>
+        <w:trPr>
+          <w:trHeight w:val="466"/>
+          <w:jc w:val="center"/>
+        </w:trPr>
+        <w:tc>
+          <w:tcPr>
+            <w:tcW w:w="2412" w:type="dxa"/>
+          </w:tcPr>
+          <w:p>
+            <w:pPr>
+              <w:jc w:val="center"/>
+              <w:rPr>
+                <w:rFonts w:ascii="Times New Roman" w:hAnsi="Times New Roman" w:cs="Times New Roman"/>
+                <w:b/>
+              </w:rPr>
+            </w:pPr>
+            <w:r>
+              <w:rPr>
+                <w:rFonts w:ascii="Times New Roman" w:hAnsi="Times New Roman" w:cs="Times New Roman"/>
+                <w:b/>
+              </w:rPr>
+              <w:t>Rohan S M</w:t>
+            </w:r>
+          </w:p>
+        </w:tc>
+        <w:tc>
+          <w:tcPr>
+            <w:tcW w:w="2860" w:type="dxa"/>
+          </w:tcPr>
+          <w:p>
+            <w:pPr>
+              <w:jc w:val="center"/>
+              <w:rPr>
+                <w:rFonts w:ascii="Times New Roman" w:hAnsi="Times New Roman" w:cs="Times New Roman"/>
+                <w:b/>
+              </w:rPr>
+            </w:pPr>
+            <w:r>
+              <w:rPr>
+                <w:rFonts w:ascii="Times New Roman" w:hAnsi="Times New Roman" w:cs="Times New Roman"/>
+                <w:b/>
+              </w:rPr>
+              <w:t>1WN24CS232</w:t>
+            </w:r>
+          </w:p>
+        </w:tc>
+      </w:tr>
+      <w:tr>
+        <w:trPr>
+          <w:trHeight w:val="466"/>
+          <w:jc w:val="center"/>
+        </w:trPr>
+        <w:tc>
+          <w:tcPr>
+            <w:tcW w:w="2412" w:type="dxa"/>
+          </w:tcPr>
+          <w:p>
+            <w:pPr>
+              <w:jc w:val="center"/>
+              <w:rPr>
+                <w:rFonts w:ascii="Times New Roman" w:hAnsi="Times New Roman" w:cs="Times New Roman"/>
+                <w:b/>
+              </w:rPr>
+            </w:pPr>
+            <w:r>
+              <w:rPr>
+                <w:rFonts w:ascii="Times New Roman" w:hAnsi="Times New Roman" w:cs="Times New Roman"/>
+                <w:b/>
+              </w:rPr>
+              <w:t>Romit P</w:t>
+            </w:r>
+          </w:p>
+        </w:tc>
+        <w:tc>
+          <w:tcPr>
+            <w:tcW w:w="2860" w:type="dxa"/>
+          </w:tcPr>
+          <w:p>
+            <w:pPr>
+              <w:jc w:val="center"/>
+              <w:rPr>
+                <w:rFonts w:ascii="Times New Roman" w:hAnsi="Times New Roman" w:cs="Times New Roman"/>
+                <w:b/>
+              </w:rPr>
+            </w:pPr>
+            <w:r>
+              <w:rPr>
+                <w:rFonts w:ascii="Times New Roman" w:hAnsi="Times New Roman" w:cs="Times New Roman"/>
+                <w:b/>
+              </w:rPr>
+              <w:t>1WN24CS233</w:t>
+            </w:r>
+          </w:p>
+        </w:tc>
+      </w:tr>
+      <w:tr>
+        <w:trPr>
+          <w:trHeight w:val="466"/>
+          <w:jc w:val="center"/>
+        </w:trPr>
+        <w:tc>
+          <w:tcPr>
+            <w:tcW w:w="2412" w:type="dxa"/>
+          </w:tcPr>
+          <w:p>
+            <w:pPr>
+              <w:jc w:val="center"/>
+              <w:rPr>
+                <w:rFonts w:ascii="Times New Roman" w:hAnsi="Times New Roman" w:cs="Times New Roman"/>
+                <w:b/>
+              </w:rPr>
+            </w:pPr>
+            <w:r>
+              <w:rPr>
+                <w:rFonts w:ascii="Times New Roman" w:hAnsi="Times New Roman" w:cs="Times New Roman"/>
+                <w:b/>
+              </w:rPr>
+              <w:t>Roopesh S</w:t>
+            </w:r>
+          </w:p>
+        </w:tc>
+        <w:tc>
+          <w:tcPr>
+            <w:tcW w:w="2860" w:type="dxa"/>
+          </w:tcPr>
+          <w:p>
+            <w:pPr>
+              <w:jc w:val="center"/>
+              <w:rPr>
+                <w:rFonts w:ascii="Times New Roman" w:hAnsi="Times New Roman" w:cs="Times New Roman"/>
+                <w:b/>
+              </w:rPr>
+            </w:pPr>
+            <w:r>
+              <w:rPr>
+                <w:rFonts w:ascii="Times New Roman" w:hAnsi="Times New Roman" w:cs="Times New Roman"/>
+                <w:b/>
+              </w:rPr>
+              <w:t>1WN24CS234</w:t>
+            </w:r>
+          </w:p>
+        </w:tc>
+      </w:tr>
+      <w:tr>
+        <w:trPr>
+          <w:trHeight w:val="443"/>
+          <w:jc w:val="center"/>
+        </w:trPr>
+        <w:tc>
+          <w:tcPr>
+            <w:tcW w:w="2412" w:type="dxa"/>
+          </w:tcPr>
+          <w:p>
+            <w:pPr>
+              <w:jc w:val="center"/>
+              <w:rPr>
+                <w:rFonts w:ascii="Times New Roman" w:hAnsi="Times New Roman" w:cs="Times New Roman"/>
+                <w:b/>
+              </w:rPr>
+            </w:pPr>
+            <w:r>
+              <w:rPr>
+                <w:rFonts w:ascii="Times New Roman" w:hAnsi="Times New Roman" w:cs="Times New Roman"/>
+                <w:b/>
+              </w:rPr>
+              <w:t>Rudra Pratap</w:t>
+            </w:r>
+          </w:p>
+        </w:tc>
+        <w:tc>
+          <w:tcPr>
+            <w:tcW w:w="2860" w:type="dxa"/>
+          </w:tcPr>
+          <w:p>
+            <w:pPr>
+              <w:jc w:val="center"/>
+              <w:rPr>
+                <w:rFonts w:ascii="Times New Roman" w:hAnsi="Times New Roman" w:cs="Times New Roman"/>
+                <w:b/>
+              </w:rPr>
+            </w:pPr>
+            <w:r>
+              <w:rPr>
+                <w:rFonts w:ascii="Times New Roman" w:hAnsi="Times New Roman" w:cs="Times New Roman"/>
+                <w:b/>
+              </w:rPr>
+              <w:t>1WN24CS235</w:t>
+            </w:r>
+          </w:p>
+        </w:tc>
+      </w:tr>
+    </w:tbl>
+    <w:p>
+      <w:pPr>
+        <w:jc w:val="center"/>
+        <w:rPr>
+          <w:rFonts w:ascii="Times New Roman" w:hAnsi="Times New Roman" w:cs="Times New Roman"/>
+          <w:b/>
+          <w:sz w:val="40"/>
+          <w:szCs w:val="40"/>
+        </w:rPr>
+      </w:pPr>
+    </w:p>
+    <w:p>
+      <w:pPr>
+        <w:jc w:val="center"/>
+        <w:rPr>
+          <w:rFonts w:ascii="Times New Roman" w:hAnsi="Times New Roman" w:cs="Times New Roman"/>
+          <w:i/>
+          <w:iCs/>
           <w:sz w:val="28"/>
           <w:szCs w:val="28"/>
         </w:rPr>
       </w:pPr>
-    </w:p>
-    <w:p>
-      <w:pPr>
-        <w:jc w:val="center"/>
-        <w:rPr>
-          <w:b/>
-          <w:sz w:val="40"/>
-          <w:szCs w:val="40"/>
-        </w:rPr>
-      </w:pPr>
-      <w:r>
-        <w:rPr>
-          <w:b/>
-          <w:sz w:val="40"/>
-          <w:szCs w:val="40"/>
-        </w:rPr>
-        <w:t>TITLE</w:t>
-      </w:r>
-    </w:p>
-    <w:p>
-      <w:pPr>
-        <w:jc w:val="center"/>
-        <w:rPr>
-          <w:b/>
-          <w:sz w:val="40"/>
-          <w:szCs w:val="40"/>
-        </w:rPr>
-      </w:pPr>
-    </w:p>
-    <w:p>
-      <w:pPr>
-        <w:jc w:val="center"/>
-        <w:rPr>
-          <w:b/>
-        </w:rPr>
-      </w:pPr>
-    </w:p>
-    <w:p>
-      <w:pPr>
-        <w:rPr>
+      <w:r>
+        <w:rPr>
+          <w:rFonts w:ascii="Times New Roman" w:hAnsi="Times New Roman" w:cs="Times New Roman"/>
+          <w:b/>
+          <w:i/>
+          <w:iCs/>
           <w:sz w:val="28"/>
           <w:szCs w:val="28"/>
         </w:rPr>
-      </w:pPr>
-      <w:r>
-        <w:rPr>
-          <w:b/>
+        <w:t>Under the</w:t>
+      </w:r>
+      <w:r>
+        <w:rPr>
+          <w:rFonts w:ascii="Times New Roman" w:hAnsi="Times New Roman" w:cs="Times New Roman"/>
+          <w:i/>
+          <w:iCs/>
           <w:sz w:val="28"/>
           <w:szCs w:val="28"/>
         </w:rPr>
-        <w:t>Submitted by:</w:t>
-      </w:r>
-      <w:r>
-        <w:rPr>
+        <w:t xml:space="preserve"> </w:t>
+      </w:r>
+      <w:r>
+        <w:rPr>
+          <w:rFonts w:ascii="Times New Roman" w:hAnsi="Times New Roman" w:cs="Times New Roman"/>
+          <w:b/>
+          <w:i/>
+          <w:iCs/>
           <w:sz w:val="28"/>
           <w:szCs w:val="28"/>
         </w:rPr>
-        <w:tab/>
-      </w:r>
-    </w:p>
-    <w:p>
-      <w:pPr>
-        <w:rPr>
+        <w:t>Guid</w:t>
+      </w:r>
+      <w:r>
+        <w:rPr>
+          <w:rFonts w:ascii="Times New Roman" w:hAnsi="Times New Roman" w:cs="Times New Roman"/>
+          <w:b/>
+          <w:i/>
+          <w:iCs/>
           <w:sz w:val="28"/>
           <w:szCs w:val="28"/>
         </w:rPr>
-      </w:pPr>
-      <w:r>
-        <w:rPr>
-          <w:sz w:val="24"/>
-          <w:szCs w:val="28"/>
-        </w:rPr>
-        <w:t xml:space="preserve">Team-Member-1          Team-Member-2      </w:t>
-      </w:r>
-      <w:r>
-        <w:rPr>
-          <w:sz w:val="24"/>
-          <w:szCs w:val="28"/>
-        </w:rPr>
-        <w:t xml:space="preserve"> </w:t>
-      </w:r>
-      <w:r>
-        <w:rPr>
-          <w:sz w:val="24"/>
-          <w:szCs w:val="28"/>
-        </w:rPr>
-        <w:t xml:space="preserve">  Team-Member-3            </w:t>
-      </w:r>
-      <w:r>
-        <w:rPr>
-          <w:sz w:val="24"/>
-          <w:szCs w:val="28"/>
-        </w:rPr>
-        <w:t xml:space="preserve"> </w:t>
-      </w:r>
-      <w:r>
-        <w:rPr>
-          <w:sz w:val="24"/>
-          <w:szCs w:val="28"/>
-        </w:rPr>
-        <w:t>Team-Member-4</w:t>
-      </w:r>
-      <w:r>
-        <w:rPr>
-          <w:sz w:val="24"/>
-          <w:szCs w:val="28"/>
-        </w:rPr>
-        <w:br/>
-        <w:t>USN</w:t>
-      </w:r>
-      <w:r>
-        <w:rPr>
-          <w:sz w:val="24"/>
-          <w:szCs w:val="28"/>
-        </w:rPr>
-        <w:tab/>
-      </w:r>
-      <w:r>
-        <w:rPr>
-          <w:sz w:val="24"/>
-          <w:szCs w:val="28"/>
-        </w:rPr>
-        <w:tab/>
-        <w:t xml:space="preserve">  </w:t>
-      </w:r>
-      <w:r>
-        <w:rPr>
-          <w:sz w:val="24"/>
-          <w:szCs w:val="28"/>
-        </w:rPr>
-        <w:t xml:space="preserve">                   </w:t>
-      </w:r>
-      <w:r>
-        <w:rPr>
-          <w:sz w:val="24"/>
-          <w:szCs w:val="28"/>
-        </w:rPr>
-        <w:t xml:space="preserve"> USN                          </w:t>
-      </w:r>
-      <w:r>
-        <w:rPr>
-          <w:sz w:val="24"/>
-          <w:szCs w:val="28"/>
-        </w:rPr>
-        <w:t xml:space="preserve"> </w:t>
-      </w:r>
-      <w:r>
-        <w:rPr>
-          <w:sz w:val="24"/>
-          <w:szCs w:val="28"/>
-        </w:rPr>
-        <w:t xml:space="preserve"> </w:t>
-      </w:r>
-      <w:proofErr w:type="spellStart"/>
-      <w:r>
-        <w:rPr>
-          <w:sz w:val="24"/>
-          <w:szCs w:val="28"/>
-        </w:rPr>
-        <w:t>USN</w:t>
-      </w:r>
-      <w:proofErr w:type="spellEnd"/>
-      <w:r>
-        <w:rPr>
-          <w:sz w:val="24"/>
-          <w:szCs w:val="28"/>
-        </w:rPr>
-        <w:t xml:space="preserve">                                 </w:t>
-      </w:r>
-      <w:r>
-        <w:rPr>
-          <w:sz w:val="24"/>
-          <w:szCs w:val="28"/>
-        </w:rPr>
-        <w:t xml:space="preserve"> </w:t>
-      </w:r>
-      <w:r>
-        <w:rPr>
-          <w:sz w:val="24"/>
-          <w:szCs w:val="28"/>
-        </w:rPr>
-        <w:t xml:space="preserve">   </w:t>
-      </w:r>
-      <w:r>
-        <w:rPr>
-          <w:sz w:val="24"/>
-          <w:szCs w:val="28"/>
-        </w:rPr>
-        <w:t xml:space="preserve"> </w:t>
-      </w:r>
-      <w:proofErr w:type="spellStart"/>
-      <w:r>
-        <w:rPr>
-          <w:sz w:val="24"/>
-          <w:szCs w:val="28"/>
-        </w:rPr>
-        <w:t>USN</w:t>
-      </w:r>
-      <w:proofErr w:type="spellEnd"/>
-      <w:r>
-        <w:rPr>
-          <w:sz w:val="24"/>
-          <w:szCs w:val="28"/>
-        </w:rPr>
-        <w:tab/>
-      </w:r>
-      <w:r>
-        <w:rPr>
+        <w:t>ance of</w:t>
+      </w:r>
+      <w:r>
+        <w:rPr>
+          <w:rFonts w:ascii="Times New Roman" w:hAnsi="Times New Roman" w:cs="Times New Roman"/>
+          <w:b/>
+          <w:i/>
+          <w:iCs/>
           <w:sz w:val="28"/>
           <w:szCs w:val="28"/>
         </w:rPr>
-        <w:tab/>
-      </w:r>
-      <w:r>
-        <w:rPr>
-          <w:sz w:val="28"/>
-          <w:szCs w:val="28"/>
-        </w:rPr>
-        <w:tab/>
-      </w:r>
-      <w:r>
-        <w:rPr>
-          <w:sz w:val="28"/>
-          <w:szCs w:val="28"/>
-        </w:rPr>
-        <w:tab/>
-      </w:r>
-      <w:r>
-        <w:rPr>
-          <w:sz w:val="28"/>
-          <w:szCs w:val="28"/>
-        </w:rPr>
-        <w:tab/>
-      </w:r>
-    </w:p>
-    <w:p>
-      <w:pPr>
-        <w:rPr>
-          <w:sz w:val="28"/>
-          <w:szCs w:val="28"/>
-        </w:rPr>
-      </w:pPr>
-      <w:r>
-        <w:rPr>
-          <w:b/>
-          <w:sz w:val="28"/>
-          <w:szCs w:val="28"/>
-        </w:rPr>
-        <w:t>Under the</w:t>
-      </w:r>
-      <w:r>
-        <w:rPr>
-          <w:sz w:val="28"/>
-          <w:szCs w:val="28"/>
-        </w:rPr>
-        <w:t xml:space="preserve"> </w:t>
-      </w:r>
-      <w:r>
-        <w:rPr>
-          <w:b/>
-          <w:sz w:val="28"/>
-          <w:szCs w:val="28"/>
-        </w:rPr>
-        <w:t>Guid</w:t>
-      </w:r>
-      <w:r>
-        <w:rPr>
-          <w:b/>
-          <w:sz w:val="28"/>
-          <w:szCs w:val="28"/>
-        </w:rPr>
-        <w:t>ance of</w:t>
-      </w:r>
-      <w:r>
-        <w:rPr>
-          <w:b/>
-          <w:sz w:val="28"/>
-          <w:szCs w:val="28"/>
-        </w:rPr>
         <w:t>:</w:t>
       </w:r>
-      <w:r>
-        <w:rPr>
-          <w:sz w:val="28"/>
-          <w:szCs w:val="28"/>
-        </w:rPr>
-        <w:t xml:space="preserve"> </w:t>
-      </w:r>
-    </w:p>
-    <w:p>
-      <w:pPr>
-        <w:rPr>
-          <w:b/>
-          <w:lang w:val="en-IN"/>
-        </w:rPr>
-      </w:pPr>
-      <w:r>
-        <w:rPr>
-          <w:b/>
-          <w:lang w:val="en-IN"/>
-        </w:rPr>
-        <w:t>Guide Name</w:t>
-      </w:r>
-    </w:p>
-    <w:p>
-      <w:pPr>
-        <w:rPr>
-          <w:b/>
-          <w:lang w:val="en-IN"/>
-        </w:rPr>
-      </w:pPr>
-      <w:r>
-        <w:rPr>
-          <w:b/>
-          <w:lang w:val="en-IN"/>
-        </w:rPr>
-        <w:t>Designation</w:t>
-      </w:r>
-    </w:p>
-    <w:p>
-      <w:pPr>
-        <w:rPr>
-          <w:b/>
-        </w:rPr>
-      </w:pPr>
-    </w:p>
-    <w:p>
-      <w:pPr>
-        <w:rPr>
-          <w:b/>
-          <w:u w:val="single"/>
-        </w:rPr>
-      </w:pPr>
-      <w:r>
-        <w:rPr>
-          <w:b/>
-          <w:u w:val="single"/>
-        </w:rPr>
-        <w:t>TITLE</w:t>
-      </w:r>
-    </w:p>
-    <w:p>
-      <w:r>
-        <w:t>Should reflect the objectives of the project.</w:t>
-      </w:r>
-    </w:p>
-    <w:p>
-      <w:pPr>
-        <w:rPr>
-          <w:b/>
-        </w:rPr>
-      </w:pPr>
-      <w:r>
-        <w:rPr>
-          <w:b/>
-        </w:rPr>
-        <w:br w:type="page"/>
-      </w:r>
     </w:p>
     <w:p>
       <w:pPr>
         <w:jc w:val="center"/>
         <w:rPr>
+          <w:rFonts w:ascii="Times New Roman" w:hAnsi="Times New Roman" w:cs="Times New Roman"/>
+          <w:b/>
+          <w:sz w:val="34"/>
+          <w:szCs w:val="34"/>
+          <w:lang w:val="en-IN"/>
+        </w:rPr>
+      </w:pPr>
+      <w:r>
+        <w:rPr>
+          <w:rFonts w:ascii="Times New Roman" w:hAnsi="Times New Roman" w:cs="Times New Roman"/>
+          <w:b/>
+          <w:sz w:val="34"/>
+          <w:szCs w:val="34"/>
+          <w:lang w:val="en-IN"/>
+        </w:rPr>
+        <w:t xml:space="preserve">Mr. </w:t>
+      </w:r>
+      <w:r>
+        <w:rPr>
+          <w:rFonts w:ascii="Times New Roman" w:hAnsi="Times New Roman" w:cs="Times New Roman"/>
+          <w:b/>
+          <w:sz w:val="34"/>
+          <w:szCs w:val="34"/>
+          <w:lang w:val="en-IN"/>
+        </w:rPr>
+        <w:t>Mohan M</w:t>
+      </w:r>
+    </w:p>
+    <w:p>
+      <w:pPr>
+        <w:spacing w:line="240" w:lineRule="auto"/>
+        <w:rPr>
+          <w:rFonts w:ascii="Times New Roman" w:hAnsi="Times New Roman" w:cs="Times New Roman"/>
+          <w:b/>
+        </w:rPr>
+      </w:pPr>
+    </w:p>
+    <w:p>
+      <w:pPr>
+        <w:spacing w:after="0" w:line="240" w:lineRule="auto"/>
+        <w:contextualSpacing/>
+        <w:jc w:val="center"/>
+        <w:rPr>
+          <w:rFonts w:ascii="Times New Roman" w:hAnsi="Times New Roman" w:cs="Times New Roman"/>
+          <w:b/>
+          <w:sz w:val="26"/>
+          <w:szCs w:val="26"/>
+        </w:rPr>
+      </w:pPr>
+      <w:r>
+        <w:rPr>
+          <w:rFonts w:ascii="Times New Roman" w:hAnsi="Times New Roman" w:cs="Times New Roman"/>
+          <w:b/>
+          <w:sz w:val="26"/>
+          <w:szCs w:val="26"/>
+        </w:rPr>
+        <w:t>B.M.S. COLLEGE OF ENGINEERING</w:t>
+      </w:r>
+    </w:p>
+    <w:p>
+      <w:pPr>
+        <w:spacing w:after="0" w:line="240" w:lineRule="auto"/>
+        <w:contextualSpacing/>
+        <w:jc w:val="center"/>
+        <w:rPr>
+          <w:rFonts w:ascii="Times New Roman" w:hAnsi="Times New Roman" w:cs="Times New Roman"/>
+          <w:b/>
+          <w:sz w:val="26"/>
+          <w:szCs w:val="26"/>
+        </w:rPr>
+      </w:pPr>
+      <w:r>
+        <w:rPr>
+          <w:rFonts w:ascii="Times New Roman" w:hAnsi="Times New Roman" w:cs="Times New Roman"/>
+          <w:b/>
+          <w:sz w:val="26"/>
+          <w:szCs w:val="26"/>
+        </w:rPr>
+        <w:t xml:space="preserve"> (Autonomous Institution under VTU) </w:t>
+      </w:r>
+    </w:p>
+    <w:p>
+      <w:pPr>
+        <w:spacing w:after="0" w:line="240" w:lineRule="auto"/>
+        <w:contextualSpacing/>
+        <w:jc w:val="center"/>
+        <w:rPr>
+          <w:rFonts w:ascii="Times New Roman" w:hAnsi="Times New Roman" w:cs="Times New Roman"/>
+          <w:b/>
+          <w:sz w:val="26"/>
+          <w:szCs w:val="26"/>
+        </w:rPr>
+      </w:pPr>
+      <w:r>
+        <w:rPr>
+          <w:rFonts w:ascii="Times New Roman" w:hAnsi="Times New Roman" w:cs="Times New Roman"/>
+          <w:b/>
+          <w:sz w:val="26"/>
+          <w:szCs w:val="26"/>
+        </w:rPr>
+        <w:t xml:space="preserve">BENGALURU-560019 </w:t>
+      </w:r>
+    </w:p>
+    <w:p>
+      <w:pPr>
+        <w:spacing w:after="0" w:line="240" w:lineRule="auto"/>
+        <w:contextualSpacing/>
+        <w:jc w:val="center"/>
+        <w:rPr>
+          <w:rFonts w:ascii="Times New Roman" w:hAnsi="Times New Roman" w:cs="Times New Roman"/>
+          <w:b/>
+          <w:sz w:val="26"/>
+          <w:szCs w:val="26"/>
+        </w:rPr>
+      </w:pPr>
+      <w:r>
+        <w:rPr>
+          <w:rFonts w:ascii="Times New Roman" w:hAnsi="Times New Roman" w:cs="Times New Roman"/>
+          <w:b/>
+          <w:sz w:val="26"/>
+          <w:szCs w:val="26"/>
+        </w:rPr>
+        <w:t>Feb</w:t>
+      </w:r>
+      <w:r>
+        <w:rPr>
+          <w:rFonts w:ascii="Times New Roman" w:hAnsi="Times New Roman" w:cs="Times New Roman"/>
+          <w:b/>
+          <w:sz w:val="26"/>
+          <w:szCs w:val="26"/>
+        </w:rPr>
+        <w:t xml:space="preserve"> 202</w:t>
+      </w:r>
+      <w:r>
+        <w:rPr>
+          <w:rFonts w:ascii="Times New Roman" w:hAnsi="Times New Roman" w:cs="Times New Roman"/>
+          <w:b/>
+          <w:sz w:val="26"/>
+          <w:szCs w:val="26"/>
+        </w:rPr>
+        <w:t>6</w:t>
+      </w:r>
+      <w:r>
+        <w:rPr>
+          <w:rFonts w:ascii="Times New Roman" w:hAnsi="Times New Roman" w:cs="Times New Roman"/>
+          <w:b/>
+          <w:sz w:val="26"/>
+          <w:szCs w:val="26"/>
+        </w:rPr>
+        <w:t xml:space="preserve"> – J</w:t>
+      </w:r>
+      <w:r>
+        <w:rPr>
+          <w:rFonts w:ascii="Times New Roman" w:hAnsi="Times New Roman" w:cs="Times New Roman"/>
+          <w:b/>
+          <w:sz w:val="26"/>
+          <w:szCs w:val="26"/>
+        </w:rPr>
+        <w:t>uly</w:t>
+      </w:r>
+      <w:r>
+        <w:rPr>
+          <w:rFonts w:ascii="Times New Roman" w:hAnsi="Times New Roman" w:cs="Times New Roman"/>
+          <w:b/>
+          <w:sz w:val="26"/>
+          <w:szCs w:val="26"/>
+        </w:rPr>
+        <w:t xml:space="preserve"> 2026</w:t>
+      </w:r>
+    </w:p>
+    <w:p>
+      <w:pPr>
+        <w:jc w:val="center"/>
+        <w:rPr>
+          <w:rFonts w:ascii="Times New Roman" w:hAnsi="Times New Roman" w:cs="Times New Roman"/>
           <w:b/>
           <w:sz w:val="56"/>
         </w:rPr>
       </w:pPr>
       <w:r>
         <w:rPr>
+          <w:rFonts w:ascii="Times New Roman" w:hAnsi="Times New Roman" w:cs="Times New Roman"/>
           <w:b/>
           <w:sz w:val="56"/>
         </w:rPr>
@@ -467,12 +743,14 @@
       <w:pPr>
         <w:jc w:val="center"/>
         <w:rPr>
+          <w:rFonts w:ascii="Times New Roman" w:hAnsi="Times New Roman" w:cs="Times New Roman"/>
           <w:b/>
           <w:sz w:val="30"/>
         </w:rPr>
       </w:pPr>
       <w:r>
         <w:rPr>
+          <w:rFonts w:ascii="Times New Roman" w:hAnsi="Times New Roman" w:cs="Times New Roman"/>
           <w:b/>
           <w:sz w:val="30"/>
         </w:rPr>
@@ -482,37 +760,28 @@
     <w:p>
       <w:pPr>
         <w:rPr>
-          <w:b/>
-        </w:rPr>
-      </w:pPr>
-    </w:p>
-    <w:p>
-      <w:pPr>
-        <w:rPr>
-          <w:b/>
-        </w:rPr>
-      </w:pPr>
-    </w:p>
-    <w:p>
-      <w:pPr>
-        <w:rPr>
-          <w:b/>
-        </w:rPr>
-      </w:pPr>
-      <w:r>
-        <w:rPr>
-          <w:b/>
-        </w:rPr>
-        <w:t xml:space="preserve">                                                                                   </w:t>
-      </w:r>
-      <w:r>
-        <w:rPr>
+          <w:rFonts w:ascii="Times New Roman" w:hAnsi="Times New Roman" w:cs="Times New Roman"/>
+          <w:b/>
+        </w:rPr>
+      </w:pPr>
+    </w:p>
+    <w:p>
+      <w:pPr>
+        <w:jc w:val="center"/>
+        <w:rPr>
+          <w:rFonts w:ascii="Times New Roman" w:hAnsi="Times New Roman" w:cs="Times New Roman"/>
+          <w:b/>
+        </w:rPr>
+      </w:pPr>
+      <w:r>
+        <w:rPr>
+          <w:rFonts w:ascii="Times New Roman" w:hAnsi="Times New Roman" w:cs="Times New Roman"/>
           <w:b/>
           <w:noProof/>
           <w:lang w:val="en-IN" w:eastAsia="en-IN"/>
         </w:rPr>
         <w:drawing>
-          <wp:inline distT="0" distB="0" distL="0" distR="0" wp14:anchorId="25F0F1BB" wp14:editId="2776680E">
+          <wp:inline distT="0" distB="0" distL="0" distR="0" wp14:anchorId="28FE4ED7" wp14:editId="3F234D92">
             <wp:extent cx="1095375" cy="1102878"/>
             <wp:effectExtent l="0" t="0" r="0" b="2540"/>
             <wp:docPr id="3" name="Picture 3" descr="D:\RECOS\college logo\bmslogo.bmp"/>
@@ -529,7 +798,7 @@
                     </pic:cNvPicPr>
                   </pic:nvPicPr>
                   <pic:blipFill>
-                    <a:blip r:embed="rId5" cstate="print">
+                    <a:blip r:embed="rId7" cstate="print">
                       <a:extLst>
                         <a:ext uri="{28A0092B-C50C-407E-A947-70E740481C1C}">
                           <a14:useLocalDpi xmlns:a14="http://schemas.microsoft.com/office/drawing/2010/main" val="0"/>
@@ -564,6 +833,7 @@
     <w:p>
       <w:pPr>
         <w:rPr>
+          <w:rFonts w:ascii="Times New Roman" w:hAnsi="Times New Roman" w:cs="Times New Roman"/>
           <w:b/>
           <w:u w:val="single"/>
         </w:rPr>
@@ -572,262 +842,1026 @@
     <w:p>
       <w:pPr>
         <w:rPr>
+          <w:rFonts w:ascii="Times New Roman" w:hAnsi="Times New Roman" w:cs="Times New Roman"/>
           <w:b/>
           <w:u w:val="single"/>
         </w:rPr>
       </w:pPr>
-    </w:p>
-    <w:p>
-      <w:pPr>
-        <w:rPr>
+      <w:r>
+        <w:rPr>
+          <w:rFonts w:ascii="Times New Roman" w:hAnsi="Times New Roman" w:cs="Times New Roman"/>
           <w:b/>
           <w:u w:val="single"/>
         </w:rPr>
-      </w:pPr>
-      <w:r>
-        <w:rPr>
+        <w:t>INRODUCTION</w:t>
+      </w:r>
+    </w:p>
+    <w:p>
+      <w:pPr>
+        <w:rPr>
+          <w:rFonts w:ascii="Times New Roman" w:hAnsi="Times New Roman" w:cs="Times New Roman"/>
+        </w:rPr>
+      </w:pPr>
+      <w:r>
+        <w:rPr>
+          <w:rFonts w:ascii="Times New Roman" w:hAnsi="Times New Roman" w:cs="Times New Roman"/>
+        </w:rPr>
+        <w:t xml:space="preserve">Attendance management is one of the essential academic activities in any institute to keep track of students' participation and academic regularity. However, traditional methods of attendance are manual, time-consuming, and inefficient. With increased usage of Web technologies, simple, interactive digital attendance system is being felt. The </w:t>
+      </w:r>
+      <w:r>
+        <w:rPr>
+          <w:rFonts w:ascii="Times New Roman" w:hAnsi="Times New Roman" w:cs="Times New Roman"/>
+          <w:b/>
+          <w:bCs/>
+        </w:rPr>
+        <w:t>Attendance Tracker</w:t>
+      </w:r>
+      <w:r>
+        <w:rPr>
+          <w:rFonts w:ascii="Times New Roman" w:hAnsi="Times New Roman" w:cs="Times New Roman"/>
+        </w:rPr>
+        <w:t xml:space="preserve"> project is a </w:t>
+      </w:r>
+      <w:r>
+        <w:rPr>
+          <w:rFonts w:ascii="Times New Roman" w:hAnsi="Times New Roman" w:cs="Times New Roman"/>
+        </w:rPr>
+        <w:t>mobile</w:t>
+      </w:r>
+      <w:r>
+        <w:rPr>
+          <w:rFonts w:ascii="Times New Roman" w:hAnsi="Times New Roman" w:cs="Times New Roman"/>
+        </w:rPr>
+        <w:t xml:space="preserve"> application developed using </w:t>
+      </w:r>
+      <w:r>
+        <w:rPr>
+          <w:rFonts w:ascii="Times New Roman" w:hAnsi="Times New Roman" w:cs="Times New Roman"/>
+        </w:rPr>
+        <w:t>react native</w:t>
+      </w:r>
+      <w:r>
+        <w:rPr>
+          <w:rFonts w:ascii="Times New Roman" w:hAnsi="Times New Roman" w:cs="Times New Roman"/>
+        </w:rPr>
+        <w:t xml:space="preserve"> with a user-friendly interface for managing and viewing attendance. The system focuses on ease of use, cleanliness of design, and role-based interaction for students and teachers.</w:t>
+      </w:r>
+    </w:p>
+    <w:p>
+      <w:pPr>
+        <w:jc w:val="both"/>
+        <w:rPr>
+          <w:rFonts w:ascii="Times New Roman" w:hAnsi="Times New Roman" w:cs="Times New Roman"/>
           <w:b/>
           <w:u w:val="single"/>
         </w:rPr>
-        <w:t>INRODUCTION</w:t>
+      </w:pPr>
+      <w:r>
+        <w:rPr>
+          <w:rFonts w:ascii="Times New Roman" w:hAnsi="Times New Roman" w:cs="Times New Roman"/>
+          <w:b/>
+          <w:u w:val="single"/>
+        </w:rPr>
+        <w:t xml:space="preserve">OBJECTIVE </w:t>
       </w:r>
     </w:p>
     <w:p>
       <w:pPr>
         <w:jc w:val="both"/>
-      </w:pPr>
-      <w:r>
-        <w:t xml:space="preserve">Should contain brief background of </w:t>
-      </w:r>
-      <w:r>
-        <w:t>t</w:t>
-      </w:r>
-      <w:r>
-        <w:t>he selected topic. It must identify the importance of the project undertaken, its</w:t>
-      </w:r>
-      <w:r>
-        <w:t xml:space="preserve"> Feasibility/</w:t>
-      </w:r>
-      <w:r>
-        <w:t>Practicality, relevance</w:t>
-      </w:r>
-      <w:r>
-        <w:t>,</w:t>
-      </w:r>
-      <w:r>
-        <w:t xml:space="preserve"> applicability</w:t>
-      </w:r>
-      <w:r>
-        <w:t xml:space="preserve">, </w:t>
-      </w:r>
-      <w:r>
-        <w:t>innovativeness</w:t>
-      </w:r>
-      <w:r>
-        <w:t xml:space="preserve"> and Social Impact</w:t>
-      </w:r>
-      <w:r>
-        <w:t>.</w:t>
-      </w:r>
-      <w:r>
-        <w:t xml:space="preserve"> </w:t>
-      </w:r>
-      <w:r>
-        <w:t xml:space="preserve">It should address the </w:t>
-      </w:r>
-      <w:r>
-        <w:t>Sustainable Development Goals</w:t>
-      </w:r>
-      <w:r>
-        <w:t>.</w:t>
-      </w:r>
-      <w:r>
-        <w:t xml:space="preserve"> It must clearly state the purpose of the project undertaken. </w:t>
-      </w:r>
-      <w:r>
-        <w:t xml:space="preserve">What work already exists in this </w:t>
-      </w:r>
-      <w:r>
-        <w:t>area and</w:t>
-      </w:r>
-      <w:r>
-        <w:t xml:space="preserve"> why the selected topic is worthy of further exploration</w:t>
-      </w:r>
-      <w:r>
-        <w:t xml:space="preserve"> and its innovativeness</w:t>
-      </w:r>
-      <w:r>
-        <w:t xml:space="preserve">. </w:t>
-      </w:r>
-    </w:p>
-    <w:p>
-      <w:pPr>
-        <w:jc w:val="both"/>
-      </w:pPr>
-      <w:r>
-        <w:t>It should also demonstrate that you appreciate the main areas of debate arou</w:t>
-      </w:r>
-      <w:r>
-        <w:t xml:space="preserve">nd the topic and show how your </w:t>
-      </w:r>
-      <w:r>
-        <w:t>proposed implementation/solution would contribute to/further the debate.</w:t>
-      </w:r>
-    </w:p>
-    <w:p>
-      <w:pPr>
-        <w:jc w:val="both"/>
-        <w:rPr>
+        <w:rPr>
+          <w:rFonts w:ascii="Times New Roman" w:hAnsi="Times New Roman" w:cs="Times New Roman"/>
+        </w:rPr>
+      </w:pPr>
+      <w:r>
+        <w:rPr>
+          <w:rFonts w:ascii="Times New Roman" w:hAnsi="Times New Roman" w:cs="Times New Roman"/>
+        </w:rPr>
+        <w:t>The objective of this project is to develop a mobile-based Attendance Tracker application using React Native that enables efficient management of student attendance. The application aims to provide role-based access for Students and Teachers, where students can view their profile and attendance records, while teachers can mark attendance and review or update previously recorded attendance history. The system will store attendance data using a backend built with Node.js and MongoDB, ensuring reliable data management. The project focuses on creating a simple, user-friendly mobile interface with modular components that allow easy maintenance and future enhancements while improving the overall process of recording and tracking attendance.</w:t>
+      </w:r>
+    </w:p>
+    <w:p>
+      <w:pPr>
+        <w:rPr>
+          <w:rFonts w:ascii="Times New Roman" w:hAnsi="Times New Roman" w:cs="Times New Roman"/>
+        </w:rPr>
+      </w:pPr>
+    </w:p>
+    <w:p>
+      <w:pPr>
+        <w:rPr>
+          <w:rFonts w:ascii="Times New Roman" w:hAnsi="Times New Roman" w:cs="Times New Roman"/>
+        </w:rPr>
+      </w:pPr>
+    </w:p>
+    <w:p>
+      <w:pPr>
+        <w:rPr>
+          <w:rFonts w:ascii="Times New Roman" w:hAnsi="Times New Roman" w:cs="Times New Roman"/>
+        </w:rPr>
+      </w:pPr>
+    </w:p>
+    <w:p>
+      <w:pPr>
+        <w:rPr>
+          <w:rFonts w:ascii="Times New Roman" w:hAnsi="Times New Roman" w:cs="Times New Roman"/>
+        </w:rPr>
+      </w:pPr>
+    </w:p>
+    <w:p>
+      <w:pPr>
+        <w:rPr>
+          <w:rFonts w:ascii="Times New Roman" w:hAnsi="Times New Roman" w:cs="Times New Roman"/>
+        </w:rPr>
+      </w:pPr>
+    </w:p>
+    <w:p>
+      <w:pPr>
+        <w:rPr>
+          <w:rFonts w:ascii="Times New Roman" w:hAnsi="Times New Roman" w:cs="Times New Roman"/>
           <w:b/>
           <w:u w:val="single"/>
         </w:rPr>
       </w:pPr>
       <w:r>
         <w:rPr>
+          <w:rFonts w:ascii="Times New Roman" w:hAnsi="Times New Roman" w:cs="Times New Roman"/>
           <w:b/>
           <w:u w:val="single"/>
         </w:rPr>
-        <w:t xml:space="preserve">OBJECTIVE </w:t>
-      </w:r>
-    </w:p>
-    <w:p>
-      <w:pPr>
-        <w:jc w:val="both"/>
-      </w:pPr>
-      <w:r>
-        <w:t xml:space="preserve">State clearly the questions for which answers are sought through this project work. Define the conceptual, analytical, experimental and/or methodological boundaries within which the exercise will be carried out. </w:t>
-      </w:r>
-    </w:p>
-    <w:p>
-      <w:pPr>
-        <w:jc w:val="both"/>
-      </w:pPr>
-      <w:r>
-        <w:t>Objective</w:t>
-      </w:r>
-      <w:r>
-        <w:t xml:space="preserve"> should be sufficiently specific, measurable, achievable, relevant and time bound</w:t>
-      </w:r>
-      <w:r>
-        <w:t xml:space="preserve"> (SMART)</w:t>
-      </w:r>
-    </w:p>
-    <w:p>
-      <w:pPr>
-        <w:rPr>
-          <w:b/>
-          <w:u w:val="single"/>
-        </w:rPr>
-      </w:pPr>
-      <w:r>
-        <w:rPr>
-          <w:b/>
-          <w:u w:val="single"/>
-        </w:rPr>
-        <w:t>REQUIREMENTS</w:t>
-      </w:r>
-    </w:p>
-    <w:p>
-      <w:pPr>
-        <w:pStyle w:val="ListParagraph"/>
+        <w:lastRenderedPageBreak/>
+        <w:t>FEATURES:</w:t>
+      </w:r>
+    </w:p>
+    <w:p>
+      <w:pPr>
+        <w:rPr>
+          <w:rFonts w:ascii="Times New Roman" w:hAnsi="Times New Roman" w:cs="Times New Roman"/>
+          <w:bCs/>
+          <w:lang w:val="en-IN"/>
+        </w:rPr>
+      </w:pPr>
+      <w:r>
+        <w:rPr>
+          <w:rFonts w:ascii="Times New Roman" w:hAnsi="Times New Roman" w:cs="Times New Roman"/>
+          <w:b/>
+          <w:bCs/>
+          <w:lang w:val="en-IN"/>
+        </w:rPr>
+        <w:t>Key Features of the Attendance Tracker Mobile Application</w:t>
+      </w:r>
+    </w:p>
+    <w:p>
+      <w:pPr>
         <w:numPr>
           <w:ilvl w:val="0"/>
-          <w:numId w:val="1"/>
+          <w:numId w:val="2"/>
         </w:numPr>
-      </w:pPr>
-      <w:r>
-        <w:t>HARDWARE REQUIREMENTS</w:t>
-      </w:r>
-    </w:p>
-    <w:p>
-      <w:pPr>
-        <w:pStyle w:val="ListParagraph"/>
+        <w:rPr>
+          <w:rFonts w:ascii="Times New Roman" w:hAnsi="Times New Roman" w:cs="Times New Roman"/>
+          <w:bCs/>
+          <w:lang w:val="en-IN"/>
+        </w:rPr>
+      </w:pPr>
+      <w:r>
+        <w:rPr>
+          <w:rFonts w:ascii="Times New Roman" w:hAnsi="Times New Roman" w:cs="Times New Roman"/>
+          <w:b/>
+          <w:bCs/>
+          <w:lang w:val="en-IN"/>
+        </w:rPr>
+        <w:t>Role-Based Authentication:</w:t>
+      </w:r>
+      <w:r>
+        <w:rPr>
+          <w:rFonts w:ascii="Times New Roman" w:hAnsi="Times New Roman" w:cs="Times New Roman"/>
+          <w:bCs/>
+          <w:lang w:val="en-IN"/>
+        </w:rPr>
+        <w:t xml:space="preserve"> A single login screen allows both Students and Teachers to access the system based on their role.</w:t>
+      </w:r>
+    </w:p>
+    <w:p>
+      <w:pPr>
         <w:numPr>
           <w:ilvl w:val="0"/>
-          <w:numId w:val="1"/>
+          <w:numId w:val="2"/>
         </w:numPr>
-      </w:pPr>
-      <w:r>
-        <w:t>SOFTWARE REQUIREMENTS</w:t>
-      </w:r>
-    </w:p>
-    <w:p>
-      <w:pPr>
-        <w:rPr>
+        <w:rPr>
+          <w:rFonts w:ascii="Times New Roman" w:hAnsi="Times New Roman" w:cs="Times New Roman"/>
+          <w:bCs/>
+          <w:lang w:val="en-IN"/>
+        </w:rPr>
+      </w:pPr>
+      <w:r>
+        <w:rPr>
+          <w:rFonts w:ascii="Times New Roman" w:hAnsi="Times New Roman" w:cs="Times New Roman"/>
+          <w:b/>
+          <w:bCs/>
+          <w:lang w:val="en-IN"/>
+        </w:rPr>
+        <w:t>Student Profile Management:</w:t>
+      </w:r>
+      <w:r>
+        <w:rPr>
+          <w:rFonts w:ascii="Times New Roman" w:hAnsi="Times New Roman" w:cs="Times New Roman"/>
+          <w:bCs/>
+          <w:lang w:val="en-IN"/>
+        </w:rPr>
+        <w:t xml:space="preserve"> Students can view their personal details including Name, Gender, USN (Roll Number), and Class.</w:t>
+      </w:r>
+    </w:p>
+    <w:p>
+      <w:pPr>
+        <w:numPr>
+          <w:ilvl w:val="0"/>
+          <w:numId w:val="2"/>
+        </w:numPr>
+        <w:rPr>
+          <w:rFonts w:ascii="Times New Roman" w:hAnsi="Times New Roman" w:cs="Times New Roman"/>
+          <w:bCs/>
+          <w:lang w:val="en-IN"/>
+        </w:rPr>
+      </w:pPr>
+      <w:r>
+        <w:rPr>
+          <w:rFonts w:ascii="Times New Roman" w:hAnsi="Times New Roman" w:cs="Times New Roman"/>
+          <w:b/>
+          <w:bCs/>
+          <w:lang w:val="en-IN"/>
+        </w:rPr>
+        <w:t>Subject-Wise Attendance Tracking:</w:t>
+      </w:r>
+      <w:r>
+        <w:rPr>
+          <w:rFonts w:ascii="Times New Roman" w:hAnsi="Times New Roman" w:cs="Times New Roman"/>
+          <w:bCs/>
+          <w:lang w:val="en-IN"/>
+        </w:rPr>
+        <w:t xml:space="preserve"> Students can check attendance records for each subject individually.</w:t>
+      </w:r>
+    </w:p>
+    <w:p>
+      <w:pPr>
+        <w:numPr>
+          <w:ilvl w:val="0"/>
+          <w:numId w:val="2"/>
+        </w:numPr>
+        <w:rPr>
+          <w:rFonts w:ascii="Times New Roman" w:hAnsi="Times New Roman" w:cs="Times New Roman"/>
+          <w:bCs/>
+          <w:lang w:val="en-IN"/>
+        </w:rPr>
+      </w:pPr>
+      <w:r>
+        <w:rPr>
+          <w:rFonts w:ascii="Times New Roman" w:hAnsi="Times New Roman" w:cs="Times New Roman"/>
+          <w:b/>
+          <w:bCs/>
+          <w:lang w:val="en-IN"/>
+        </w:rPr>
+        <w:t>Attendance Statistics:</w:t>
+      </w:r>
+      <w:r>
+        <w:rPr>
+          <w:rFonts w:ascii="Times New Roman" w:hAnsi="Times New Roman" w:cs="Times New Roman"/>
+          <w:bCs/>
+          <w:lang w:val="en-IN"/>
+        </w:rPr>
+        <w:t xml:space="preserve"> The system displays present/absent records along with the overall attendance percentage for every subject.</w:t>
+      </w:r>
+    </w:p>
+    <w:p>
+      <w:pPr>
+        <w:numPr>
+          <w:ilvl w:val="0"/>
+          <w:numId w:val="2"/>
+        </w:numPr>
+        <w:rPr>
+          <w:rFonts w:ascii="Times New Roman" w:hAnsi="Times New Roman" w:cs="Times New Roman"/>
+          <w:bCs/>
+          <w:lang w:val="en-IN"/>
+        </w:rPr>
+      </w:pPr>
+      <w:r>
+        <w:rPr>
+          <w:rFonts w:ascii="Times New Roman" w:hAnsi="Times New Roman" w:cs="Times New Roman"/>
+          <w:b/>
+          <w:bCs/>
+          <w:lang w:val="en-IN"/>
+        </w:rPr>
+        <w:t>Teacher Attendance Management:</w:t>
+      </w:r>
+      <w:r>
+        <w:rPr>
+          <w:rFonts w:ascii="Times New Roman" w:hAnsi="Times New Roman" w:cs="Times New Roman"/>
+          <w:bCs/>
+          <w:lang w:val="en-IN"/>
+        </w:rPr>
+        <w:t xml:space="preserve"> Teachers can mark attendance for students belonging to the classes and subjects assigned to them.</w:t>
+      </w:r>
+    </w:p>
+    <w:p>
+      <w:pPr>
+        <w:numPr>
+          <w:ilvl w:val="0"/>
+          <w:numId w:val="2"/>
+        </w:numPr>
+        <w:rPr>
+          <w:rFonts w:ascii="Times New Roman" w:hAnsi="Times New Roman" w:cs="Times New Roman"/>
+          <w:bCs/>
+          <w:lang w:val="en-IN"/>
+        </w:rPr>
+      </w:pPr>
+      <w:r>
+        <w:rPr>
+          <w:rFonts w:ascii="Times New Roman" w:hAnsi="Times New Roman" w:cs="Times New Roman"/>
+          <w:b/>
+          <w:bCs/>
+          <w:lang w:val="en-IN"/>
+        </w:rPr>
+        <w:t>Attendance Record Review:</w:t>
+      </w:r>
+      <w:r>
+        <w:rPr>
+          <w:rFonts w:ascii="Times New Roman" w:hAnsi="Times New Roman" w:cs="Times New Roman"/>
+          <w:bCs/>
+          <w:lang w:val="en-IN"/>
+        </w:rPr>
+        <w:t xml:space="preserve"> Teachers can view previously recorded attendance details for verification.</w:t>
+      </w:r>
+    </w:p>
+    <w:p>
+      <w:pPr>
+        <w:numPr>
+          <w:ilvl w:val="0"/>
+          <w:numId w:val="2"/>
+        </w:numPr>
+        <w:rPr>
+          <w:rFonts w:ascii="Times New Roman" w:hAnsi="Times New Roman" w:cs="Times New Roman"/>
+          <w:bCs/>
+        </w:rPr>
+      </w:pPr>
+      <w:r>
+        <w:rPr>
+          <w:rFonts w:ascii="Times New Roman" w:hAnsi="Times New Roman" w:cs="Times New Roman"/>
+          <w:b/>
+          <w:bCs/>
+          <w:lang w:val="en-IN"/>
+        </w:rPr>
+        <w:t>Attendance Editing Capability:</w:t>
+      </w:r>
+      <w:r>
+        <w:rPr>
+          <w:rFonts w:ascii="Times New Roman" w:hAnsi="Times New Roman" w:cs="Times New Roman"/>
+          <w:bCs/>
+          <w:lang w:val="en-IN"/>
+        </w:rPr>
+        <w:t xml:space="preserve"> Teachers can modify or update previously recorded attendance when required.</w:t>
+      </w:r>
+    </w:p>
+    <w:p>
+      <w:pPr>
+        <w:rPr>
+          <w:rFonts w:ascii="Times New Roman" w:hAnsi="Times New Roman" w:cs="Times New Roman"/>
+          <w:bCs/>
+        </w:rPr>
+      </w:pPr>
+    </w:p>
+    <w:p>
+      <w:pPr>
+        <w:rPr>
+          <w:rFonts w:ascii="Times New Roman" w:hAnsi="Times New Roman" w:cs="Times New Roman"/>
+          <w:bCs/>
+        </w:rPr>
+      </w:pPr>
+    </w:p>
+    <w:p>
+      <w:pPr>
+        <w:rPr>
+          <w:rFonts w:ascii="Times New Roman" w:hAnsi="Times New Roman" w:cs="Times New Roman"/>
           <w:b/>
           <w:u w:val="single"/>
         </w:rPr>
       </w:pPr>
       <w:r>
         <w:rPr>
+          <w:rFonts w:ascii="Times New Roman" w:hAnsi="Times New Roman" w:cs="Times New Roman"/>
           <w:b/>
           <w:u w:val="single"/>
         </w:rPr>
-        <w:t>COST ESTIMATE</w:t>
-      </w:r>
-    </w:p>
-    <w:p>
-      <w:pPr>
-        <w:rPr>
+        <w:t>REQUIREMENTS</w:t>
+      </w:r>
+      <w:r>
+        <w:rPr>
+          <w:rFonts w:ascii="Times New Roman" w:hAnsi="Times New Roman" w:cs="Times New Roman"/>
           <w:b/>
           <w:u w:val="single"/>
         </w:rPr>
-      </w:pPr>
-    </w:p>
-    <w:p>
-      <w:pPr>
-        <w:rPr>
+        <w:t>:</w:t>
+      </w:r>
+    </w:p>
+    <w:p>
+      <w:pPr>
+        <w:rPr>
+          <w:rFonts w:ascii="Times New Roman" w:hAnsi="Times New Roman" w:cs="Times New Roman"/>
+          <w:b/>
+          <w:bCs/>
+          <w:lang w:val="en-IN"/>
+        </w:rPr>
+      </w:pPr>
+      <w:r>
+        <w:rPr>
+          <w:rFonts w:ascii="Times New Roman" w:hAnsi="Times New Roman" w:cs="Times New Roman"/>
+          <w:b/>
+          <w:bCs/>
+          <w:lang w:val="en-IN"/>
+        </w:rPr>
+        <w:t>Hardware Requirements</w:t>
+      </w:r>
+    </w:p>
+    <w:p>
+      <w:pPr>
+        <w:rPr>
+          <w:rFonts w:ascii="Times New Roman" w:hAnsi="Times New Roman" w:cs="Times New Roman"/>
+          <w:lang w:val="en-IN"/>
+        </w:rPr>
+      </w:pPr>
+      <w:r>
+        <w:rPr>
+          <w:rFonts w:ascii="Times New Roman" w:hAnsi="Times New Roman" w:cs="Times New Roman"/>
+          <w:lang w:val="en-IN"/>
+        </w:rPr>
+        <w:t>• A personal computer or laptop with the following minimum specifications or higher:</w:t>
+      </w:r>
+      <w:r>
+        <w:rPr>
+          <w:rFonts w:ascii="Times New Roman" w:hAnsi="Times New Roman" w:cs="Times New Roman"/>
+          <w:lang w:val="en-IN"/>
+        </w:rPr>
+        <w:br/>
+        <w:t>– Intel Core i3 processor or higher</w:t>
+      </w:r>
+      <w:r>
+        <w:rPr>
+          <w:rFonts w:ascii="Times New Roman" w:hAnsi="Times New Roman" w:cs="Times New Roman"/>
+          <w:lang w:val="en-IN"/>
+        </w:rPr>
+        <w:br/>
+        <w:t>– 8 GB RAM (minimum 4 GB supported for basic execution)</w:t>
+      </w:r>
+      <w:r>
+        <w:rPr>
+          <w:rFonts w:ascii="Times New Roman" w:hAnsi="Times New Roman" w:cs="Times New Roman"/>
+          <w:lang w:val="en-IN"/>
+        </w:rPr>
+        <w:br/>
+        <w:t>– 500 GB Hard Disk / SSD storage</w:t>
+      </w:r>
+      <w:r>
+        <w:rPr>
+          <w:rFonts w:ascii="Times New Roman" w:hAnsi="Times New Roman" w:cs="Times New Roman"/>
+          <w:lang w:val="en-IN"/>
+        </w:rPr>
+        <w:br/>
+        <w:t>– Standard keyboard and mouse</w:t>
+      </w:r>
+    </w:p>
+    <w:p>
+      <w:pPr>
+        <w:rPr>
+          <w:rFonts w:ascii="Times New Roman" w:hAnsi="Times New Roman" w:cs="Times New Roman"/>
+          <w:lang w:val="en-IN"/>
+        </w:rPr>
+      </w:pPr>
+      <w:r>
+        <w:rPr>
+          <w:rFonts w:ascii="Times New Roman" w:hAnsi="Times New Roman" w:cs="Times New Roman"/>
+          <w:lang w:val="en-IN"/>
+        </w:rPr>
+        <w:t>• An Android smartphone capable of running modern Android applications, used for testing and debugging the mobile application through USB debugging.</w:t>
+      </w:r>
+    </w:p>
+    <w:p>
+      <w:pPr>
+        <w:rPr>
+          <w:rFonts w:ascii="Times New Roman" w:hAnsi="Times New Roman" w:cs="Times New Roman"/>
+          <w:lang w:val="en-IN"/>
+        </w:rPr>
+      </w:pPr>
+      <w:r>
+        <w:rPr>
+          <w:rFonts w:ascii="Times New Roman" w:hAnsi="Times New Roman" w:cs="Times New Roman"/>
+          <w:lang w:val="en-IN"/>
+        </w:rPr>
+        <w:t>• A stable internet connection (2 Mbps or higher) for accessing development tools, libraries, and documentation.</w:t>
+      </w:r>
+    </w:p>
+    <w:p>
+      <w:pPr>
+        <w:pStyle w:val="ListParagraph"/>
+        <w:rPr>
+          <w:rFonts w:ascii="Times New Roman" w:hAnsi="Times New Roman" w:cs="Times New Roman"/>
+          <w:b/>
+          <w:bCs/>
+          <w:lang w:val="en-IN"/>
+        </w:rPr>
+      </w:pPr>
+    </w:p>
+    <w:p>
+      <w:pPr>
+        <w:pStyle w:val="ListParagraph"/>
+        <w:rPr>
+          <w:rFonts w:ascii="Times New Roman" w:hAnsi="Times New Roman" w:cs="Times New Roman"/>
+          <w:b/>
+          <w:bCs/>
+          <w:lang w:val="en-IN"/>
+        </w:rPr>
+      </w:pPr>
+    </w:p>
+    <w:p>
+      <w:pPr>
+        <w:pStyle w:val="ListParagraph"/>
+        <w:rPr>
+          <w:rFonts w:ascii="Times New Roman" w:hAnsi="Times New Roman" w:cs="Times New Roman"/>
+          <w:b/>
+          <w:bCs/>
+          <w:lang w:val="en-IN"/>
+        </w:rPr>
+      </w:pPr>
+    </w:p>
+    <w:p>
+      <w:pPr>
+        <w:rPr>
+          <w:rFonts w:ascii="Times New Roman" w:hAnsi="Times New Roman" w:cs="Times New Roman"/>
+          <w:b/>
+          <w:bCs/>
+          <w:lang w:val="en-IN"/>
+        </w:rPr>
+      </w:pPr>
+      <w:r>
+        <w:rPr>
+          <w:rFonts w:ascii="Times New Roman" w:hAnsi="Times New Roman" w:cs="Times New Roman"/>
+          <w:b/>
+          <w:bCs/>
+          <w:lang w:val="en-IN"/>
+        </w:rPr>
+        <w:lastRenderedPageBreak/>
+        <w:t>Software Requirements</w:t>
+      </w:r>
+    </w:p>
+    <w:p>
+      <w:pPr>
+        <w:rPr>
+          <w:rFonts w:ascii="Times New Roman" w:hAnsi="Times New Roman" w:cs="Times New Roman"/>
+          <w:lang w:val="en-IN"/>
+        </w:rPr>
+      </w:pPr>
+      <w:r>
+        <w:rPr>
+          <w:rFonts w:ascii="Times New Roman" w:hAnsi="Times New Roman" w:cs="Times New Roman"/>
+          <w:lang w:val="en-IN"/>
+        </w:rPr>
+        <w:t xml:space="preserve">• </w:t>
+      </w:r>
+      <w:r>
+        <w:rPr>
+          <w:rFonts w:ascii="Times New Roman" w:hAnsi="Times New Roman" w:cs="Times New Roman"/>
+          <w:b/>
+          <w:bCs/>
+          <w:lang w:val="en-IN"/>
+        </w:rPr>
+        <w:t>Operating System</w:t>
+      </w:r>
+      <w:r>
+        <w:rPr>
+          <w:rFonts w:ascii="Times New Roman" w:hAnsi="Times New Roman" w:cs="Times New Roman"/>
+          <w:lang w:val="en-IN"/>
+        </w:rPr>
+        <w:br/>
+        <w:t>– Windows 10 / 11, Linux (Ubuntu or similar distributions)</w:t>
+      </w:r>
+    </w:p>
+    <w:p>
+      <w:pPr>
+        <w:rPr>
+          <w:rFonts w:ascii="Times New Roman" w:hAnsi="Times New Roman" w:cs="Times New Roman"/>
+          <w:lang w:val="en-IN"/>
+        </w:rPr>
+      </w:pPr>
+      <w:r>
+        <w:rPr>
+          <w:rFonts w:ascii="Times New Roman" w:hAnsi="Times New Roman" w:cs="Times New Roman"/>
+          <w:lang w:val="en-IN"/>
+        </w:rPr>
+        <w:t xml:space="preserve">• </w:t>
+      </w:r>
+      <w:r>
+        <w:rPr>
+          <w:rFonts w:ascii="Times New Roman" w:hAnsi="Times New Roman" w:cs="Times New Roman"/>
+          <w:b/>
+          <w:bCs/>
+          <w:lang w:val="en-IN"/>
+        </w:rPr>
+        <w:t>Mobile Application Technologies</w:t>
+      </w:r>
+      <w:r>
+        <w:rPr>
+          <w:rFonts w:ascii="Times New Roman" w:hAnsi="Times New Roman" w:cs="Times New Roman"/>
+          <w:lang w:val="en-IN"/>
+        </w:rPr>
+        <w:br/>
+        <w:t>– React Native</w:t>
+      </w:r>
+      <w:r>
+        <w:rPr>
+          <w:rFonts w:ascii="Times New Roman" w:hAnsi="Times New Roman" w:cs="Times New Roman"/>
+          <w:lang w:val="en-IN"/>
+        </w:rPr>
+        <w:br/>
+        <w:t>– JavaScript (ES6)</w:t>
+      </w:r>
+      <w:r>
+        <w:rPr>
+          <w:rFonts w:ascii="Times New Roman" w:hAnsi="Times New Roman" w:cs="Times New Roman"/>
+          <w:lang w:val="en-IN"/>
+        </w:rPr>
+        <w:br/>
+        <w:t>– React Native Components</w:t>
+      </w:r>
+      <w:r>
+        <w:rPr>
+          <w:rFonts w:ascii="Times New Roman" w:hAnsi="Times New Roman" w:cs="Times New Roman"/>
+          <w:lang w:val="en-IN"/>
+        </w:rPr>
+        <w:br/>
+        <w:t>– Draw.io (for diagrams and system design)</w:t>
+      </w:r>
+    </w:p>
+    <w:p>
+      <w:pPr>
+        <w:rPr>
+          <w:rFonts w:ascii="Times New Roman" w:hAnsi="Times New Roman" w:cs="Times New Roman"/>
+          <w:lang w:val="en-IN"/>
+        </w:rPr>
+      </w:pPr>
+      <w:r>
+        <w:rPr>
+          <w:rFonts w:ascii="Times New Roman" w:hAnsi="Times New Roman" w:cs="Times New Roman"/>
+          <w:lang w:val="en-IN"/>
+        </w:rPr>
+        <w:t xml:space="preserve">• </w:t>
+      </w:r>
+      <w:r>
+        <w:rPr>
+          <w:rFonts w:ascii="Times New Roman" w:hAnsi="Times New Roman" w:cs="Times New Roman"/>
+          <w:b/>
+          <w:bCs/>
+          <w:lang w:val="en-IN"/>
+        </w:rPr>
+        <w:t>Development Environment / IDE</w:t>
+      </w:r>
+      <w:r>
+        <w:rPr>
+          <w:rFonts w:ascii="Times New Roman" w:hAnsi="Times New Roman" w:cs="Times New Roman"/>
+          <w:lang w:val="en-IN"/>
+        </w:rPr>
+        <w:br/>
+        <w:t>– Visual Studio Code</w:t>
+      </w:r>
+    </w:p>
+    <w:p>
+      <w:pPr>
+        <w:rPr>
+          <w:rFonts w:ascii="Times New Roman" w:hAnsi="Times New Roman" w:cs="Times New Roman"/>
+          <w:lang w:val="en-IN"/>
+        </w:rPr>
+      </w:pPr>
+      <w:r>
+        <w:rPr>
+          <w:rFonts w:ascii="Times New Roman" w:hAnsi="Times New Roman" w:cs="Times New Roman"/>
+          <w:lang w:val="en-IN"/>
+        </w:rPr>
+        <w:t xml:space="preserve">• </w:t>
+      </w:r>
+      <w:r>
+        <w:rPr>
+          <w:rFonts w:ascii="Times New Roman" w:hAnsi="Times New Roman" w:cs="Times New Roman"/>
+          <w:b/>
+          <w:bCs/>
+          <w:lang w:val="en-IN"/>
+        </w:rPr>
+        <w:t>Mobile Development Tools</w:t>
+      </w:r>
+      <w:r>
+        <w:rPr>
+          <w:rFonts w:ascii="Times New Roman" w:hAnsi="Times New Roman" w:cs="Times New Roman"/>
+          <w:lang w:val="en-IN"/>
+        </w:rPr>
+        <w:br/>
+        <w:t>– Android Studio (for Android Emulator)</w:t>
+      </w:r>
+      <w:r>
+        <w:rPr>
+          <w:rFonts w:ascii="Times New Roman" w:hAnsi="Times New Roman" w:cs="Times New Roman"/>
+          <w:lang w:val="en-IN"/>
+        </w:rPr>
+        <w:br/>
+        <w:t>– Android SDK</w:t>
+      </w:r>
+    </w:p>
+    <w:p>
+      <w:pPr>
+        <w:rPr>
+          <w:rFonts w:ascii="Times New Roman" w:hAnsi="Times New Roman" w:cs="Times New Roman"/>
+          <w:lang w:val="en-IN"/>
+        </w:rPr>
+      </w:pPr>
+      <w:r>
+        <w:rPr>
+          <w:rFonts w:ascii="Times New Roman" w:hAnsi="Times New Roman" w:cs="Times New Roman"/>
+          <w:lang w:val="en-IN"/>
+        </w:rPr>
+        <w:t xml:space="preserve">• </w:t>
+      </w:r>
+      <w:r>
+        <w:rPr>
+          <w:rFonts w:ascii="Times New Roman" w:hAnsi="Times New Roman" w:cs="Times New Roman"/>
+          <w:b/>
+          <w:bCs/>
+          <w:lang w:val="en-IN"/>
+        </w:rPr>
+        <w:t>Backend Technologies</w:t>
+      </w:r>
+      <w:r>
+        <w:rPr>
+          <w:rFonts w:ascii="Times New Roman" w:hAnsi="Times New Roman" w:cs="Times New Roman"/>
+          <w:lang w:val="en-IN"/>
+        </w:rPr>
+        <w:br/>
+        <w:t>– Node.js</w:t>
+      </w:r>
+      <w:r>
+        <w:rPr>
+          <w:rFonts w:ascii="Times New Roman" w:hAnsi="Times New Roman" w:cs="Times New Roman"/>
+          <w:lang w:val="en-IN"/>
+        </w:rPr>
+        <w:br/>
+        <w:t>– Express.js</w:t>
+      </w:r>
+    </w:p>
+    <w:p>
+      <w:pPr>
+        <w:rPr>
+          <w:rFonts w:ascii="Times New Roman" w:hAnsi="Times New Roman" w:cs="Times New Roman"/>
+          <w:lang w:val="en-IN"/>
+        </w:rPr>
+      </w:pPr>
+      <w:r>
+        <w:rPr>
+          <w:rFonts w:ascii="Times New Roman" w:hAnsi="Times New Roman" w:cs="Times New Roman"/>
+          <w:lang w:val="en-IN"/>
+        </w:rPr>
+        <w:t xml:space="preserve">• </w:t>
+      </w:r>
+      <w:r>
+        <w:rPr>
+          <w:rFonts w:ascii="Times New Roman" w:hAnsi="Times New Roman" w:cs="Times New Roman"/>
+          <w:b/>
+          <w:bCs/>
+          <w:lang w:val="en-IN"/>
+        </w:rPr>
+        <w:t>Database Technologies</w:t>
+      </w:r>
+      <w:r>
+        <w:rPr>
+          <w:rFonts w:ascii="Times New Roman" w:hAnsi="Times New Roman" w:cs="Times New Roman"/>
+          <w:lang w:val="en-IN"/>
+        </w:rPr>
+        <w:br/>
+        <w:t>– MongoDB Atlas (Cloud Database)</w:t>
+      </w:r>
+      <w:r>
+        <w:rPr>
+          <w:rFonts w:ascii="Times New Roman" w:hAnsi="Times New Roman" w:cs="Times New Roman"/>
+          <w:lang w:val="en-IN"/>
+        </w:rPr>
+        <w:br/>
+        <w:t>– MongoDB Compass (Database GUI)</w:t>
+      </w:r>
+    </w:p>
+    <w:p>
+      <w:pPr>
+        <w:rPr>
+          <w:rFonts w:ascii="Times New Roman" w:hAnsi="Times New Roman" w:cs="Times New Roman"/>
+          <w:lang w:val="en-IN"/>
+        </w:rPr>
+      </w:pPr>
+      <w:r>
+        <w:rPr>
+          <w:rFonts w:ascii="Times New Roman" w:hAnsi="Times New Roman" w:cs="Times New Roman"/>
+          <w:lang w:val="en-IN"/>
+        </w:rPr>
+        <w:t xml:space="preserve">• </w:t>
+      </w:r>
+      <w:r>
+        <w:rPr>
+          <w:rFonts w:ascii="Times New Roman" w:hAnsi="Times New Roman" w:cs="Times New Roman"/>
+          <w:b/>
+          <w:bCs/>
+          <w:lang w:val="en-IN"/>
+        </w:rPr>
+        <w:t>Server Environment</w:t>
+      </w:r>
+      <w:r>
+        <w:rPr>
+          <w:rFonts w:ascii="Times New Roman" w:hAnsi="Times New Roman" w:cs="Times New Roman"/>
+          <w:lang w:val="en-IN"/>
+        </w:rPr>
+        <w:br/>
+        <w:t>– Node.js Runtime</w:t>
+      </w:r>
+    </w:p>
+    <w:p>
+      <w:pPr>
+        <w:rPr>
+          <w:rFonts w:ascii="Times New Roman" w:hAnsi="Times New Roman" w:cs="Times New Roman"/>
+          <w:lang w:val="en-IN"/>
+        </w:rPr>
+      </w:pPr>
+      <w:r>
+        <w:rPr>
+          <w:rFonts w:ascii="Times New Roman" w:hAnsi="Times New Roman" w:cs="Times New Roman"/>
+          <w:lang w:val="en-IN"/>
+        </w:rPr>
+        <w:t xml:space="preserve">• </w:t>
+      </w:r>
+      <w:r>
+        <w:rPr>
+          <w:rFonts w:ascii="Times New Roman" w:hAnsi="Times New Roman" w:cs="Times New Roman"/>
+          <w:b/>
+          <w:bCs/>
+          <w:lang w:val="en-IN"/>
+        </w:rPr>
+        <w:t>Package Manager</w:t>
+      </w:r>
+      <w:r>
+        <w:rPr>
+          <w:rFonts w:ascii="Times New Roman" w:hAnsi="Times New Roman" w:cs="Times New Roman"/>
+          <w:lang w:val="en-IN"/>
+        </w:rPr>
+        <w:br/>
+        <w:t xml:space="preserve">– </w:t>
+      </w:r>
+      <w:proofErr w:type="spellStart"/>
+      <w:r>
+        <w:rPr>
+          <w:rFonts w:ascii="Times New Roman" w:hAnsi="Times New Roman" w:cs="Times New Roman"/>
+          <w:lang w:val="en-IN"/>
+        </w:rPr>
+        <w:t>npm</w:t>
+      </w:r>
+      <w:proofErr w:type="spellEnd"/>
+      <w:r>
+        <w:rPr>
+          <w:rFonts w:ascii="Times New Roman" w:hAnsi="Times New Roman" w:cs="Times New Roman"/>
+          <w:lang w:val="en-IN"/>
+        </w:rPr>
+        <w:t xml:space="preserve"> (Node Package Manager)</w:t>
+      </w:r>
+    </w:p>
+    <w:p>
+      <w:pPr>
+        <w:rPr>
+          <w:rFonts w:ascii="Times New Roman" w:hAnsi="Times New Roman" w:cs="Times New Roman"/>
+          <w:lang w:val="en-IN"/>
+        </w:rPr>
+      </w:pPr>
+      <w:r>
+        <w:rPr>
+          <w:rFonts w:ascii="Times New Roman" w:hAnsi="Times New Roman" w:cs="Times New Roman"/>
+          <w:lang w:val="en-IN"/>
+        </w:rPr>
+        <w:t xml:space="preserve">• </w:t>
+      </w:r>
+      <w:r>
+        <w:rPr>
+          <w:rFonts w:ascii="Times New Roman" w:hAnsi="Times New Roman" w:cs="Times New Roman"/>
+          <w:b/>
+          <w:bCs/>
+          <w:lang w:val="en-IN"/>
+        </w:rPr>
+        <w:t>Mobile Testing Platform</w:t>
+      </w:r>
+      <w:r>
+        <w:rPr>
+          <w:rFonts w:ascii="Times New Roman" w:hAnsi="Times New Roman" w:cs="Times New Roman"/>
+          <w:lang w:val="en-IN"/>
+        </w:rPr>
+        <w:br/>
+        <w:t>– Android Emulator (Android Studio)</w:t>
+      </w:r>
+      <w:r>
+        <w:rPr>
+          <w:rFonts w:ascii="Times New Roman" w:hAnsi="Times New Roman" w:cs="Times New Roman"/>
+          <w:lang w:val="en-IN"/>
+        </w:rPr>
+        <w:br/>
+        <w:t>– Physical Android Device (USB Debugging)</w:t>
+      </w:r>
+    </w:p>
+    <w:p>
+      <w:pPr>
+        <w:rPr>
+          <w:rFonts w:ascii="Times New Roman" w:hAnsi="Times New Roman" w:cs="Times New Roman"/>
+        </w:rPr>
+      </w:pPr>
+      <w:r>
+        <w:rPr>
+          <w:rFonts w:ascii="Times New Roman" w:hAnsi="Times New Roman" w:cs="Times New Roman"/>
+          <w:lang w:val="en-IN"/>
+        </w:rPr>
+        <w:t xml:space="preserve">• </w:t>
+      </w:r>
+      <w:r>
+        <w:rPr>
+          <w:rFonts w:ascii="Times New Roman" w:hAnsi="Times New Roman" w:cs="Times New Roman"/>
+          <w:b/>
+          <w:bCs/>
+          <w:lang w:val="en-IN"/>
+        </w:rPr>
+        <w:t>Version Control</w:t>
+      </w:r>
+      <w:r>
+        <w:rPr>
+          <w:rFonts w:ascii="Times New Roman" w:hAnsi="Times New Roman" w:cs="Times New Roman"/>
+          <w:lang w:val="en-IN"/>
+        </w:rPr>
+        <w:br/>
+        <w:t xml:space="preserve">– </w:t>
+      </w:r>
+      <w:proofErr w:type="spellStart"/>
+      <w:r>
+        <w:rPr>
+          <w:rFonts w:ascii="Times New Roman" w:hAnsi="Times New Roman" w:cs="Times New Roman"/>
+          <w:lang w:val="en-IN"/>
+        </w:rPr>
+        <w:t>Git</w:t>
+      </w:r>
+      <w:r>
+        <w:rPr>
+          <w:rFonts w:ascii="Times New Roman" w:hAnsi="Times New Roman" w:cs="Times New Roman"/>
+          <w:lang w:val="en-IN"/>
+        </w:rPr>
+        <w:t>hub</w:t>
+      </w:r>
+      <w:proofErr w:type="spellEnd"/>
+    </w:p>
+    <w:p>
+      <w:pPr>
+        <w:rPr>
+          <w:rFonts w:ascii="Times New Roman" w:hAnsi="Times New Roman" w:cs="Times New Roman"/>
           <w:b/>
           <w:u w:val="single"/>
         </w:rPr>
       </w:pPr>
-      <w:r>
-        <w:rPr>
-          <w:b/>
-          <w:u w:val="single"/>
-        </w:rPr>
-        <w:lastRenderedPageBreak/>
-        <w:t>WORKPLAN</w:t>
-      </w:r>
-    </w:p>
-    <w:p>
-      <w:pPr>
-        <w:rPr>
-          <w:b/>
-          <w:u w:val="single"/>
-        </w:rPr>
-      </w:pPr>
-    </w:p>
-    <w:p>
-      <w:pPr>
-        <w:rPr>
-          <w:b/>
-          <w:u w:val="single"/>
-        </w:rPr>
-      </w:pPr>
-      <w:r>
-        <w:rPr>
-          <w:b/>
-          <w:u w:val="single"/>
-        </w:rPr>
-        <w:t>REFERENCES</w:t>
-      </w:r>
-    </w:p>
-    <w:p>
-      <w:pPr>
-        <w:rPr>
-          <w:b/>
-          <w:u w:val="single"/>
-        </w:rPr>
-      </w:pPr>
-    </w:p>
-    <w:p/>
-    <w:p/>
-    <w:p/>
-    <w:p/>
+    </w:p>
+    <w:p>
+      <w:pPr>
+        <w:rPr>
+          <w:rFonts w:ascii="Times New Roman" w:hAnsi="Times New Roman" w:cs="Times New Roman"/>
+        </w:rPr>
+      </w:pPr>
+    </w:p>
+    <w:p>
+      <w:pPr>
+        <w:rPr>
+          <w:rFonts w:ascii="Times New Roman" w:hAnsi="Times New Roman" w:cs="Times New Roman"/>
+        </w:rPr>
+      </w:pPr>
+    </w:p>
+    <w:p>
+      <w:pPr>
+        <w:rPr>
+          <w:rFonts w:ascii="Times New Roman" w:hAnsi="Times New Roman" w:cs="Times New Roman"/>
+        </w:rPr>
+      </w:pPr>
+    </w:p>
+    <w:p>
+      <w:pPr>
+        <w:rPr>
+          <w:rFonts w:ascii="Times New Roman" w:hAnsi="Times New Roman" w:cs="Times New Roman"/>
+        </w:rPr>
+      </w:pPr>
+    </w:p>
     <w:sectPr>
       <w:pgSz w:w="12240" w:h="15840"/>
       <w:pgMar w:top="1440" w:right="1440" w:bottom="1440" w:left="1440" w:header="720" w:footer="720" w:gutter="0"/>
+      <w:pgBorders w:offsetFrom="page">
+        <w:top w:val="single" w:sz="18" w:space="24" w:color="auto"/>
+        <w:left w:val="single" w:sz="18" w:space="24" w:color="auto"/>
+        <w:bottom w:val="single" w:sz="18" w:space="24" w:color="auto"/>
+        <w:right w:val="single" w:sz="18" w:space="24" w:color="auto"/>
+      </w:pgBorders>
       <w:cols w:space="720"/>
       <w:docGrid w:linePitch="360"/>
     </w:sectPr>
@@ -836,7 +1870,7 @@
 </file>
 
 <file path=word/numbering.xml><?xml version="1.0" encoding="utf-8"?>
-<w:numbering xmlns:wpc="http://schemas.microsoft.com/office/word/2010/wordprocessingCanvas" xmlns:cx="http://schemas.microsoft.com/office/drawing/2014/chartex" xmlns:cx1="http://schemas.microsoft.com/office/drawing/2015/9/8/chartex" xmlns:cx2="http://schemas.microsoft.com/office/drawing/2015/10/21/chartex" xmlns:cx3="http://schemas.microsoft.com/office/drawing/2016/5/9/chartex" xmlns:cx4="http://schemas.microsoft.com/office/drawing/2016/5/10/chartex" xmlns:cx5="http://schemas.microsoft.com/office/drawing/2016/5/11/chartex" xmlns:cx6="http://schemas.microsoft.com/office/drawing/2016/5/12/chartex" xmlns:cx7="http://schemas.microsoft.com/office/drawing/2016/5/13/chartex" xmlns:cx8="http://schemas.microsoft.com/office/drawing/2016/5/14/chartex" xmlns:mc="http://schemas.openxmlformats.org/markup-compatibility/2006" xmlns:aink="http://schemas.microsoft.com/office/drawing/2016/ink" xmlns:am3d="http://schemas.microsoft.com/office/drawing/2017/model3d" xmlns:o="urn:schemas-microsoft-com:office:office" xmlns:r="http://schemas.openxmlformats.org/officeDocument/2006/relationships" xmlns:m="http://schemas.openxmlformats.org/officeDocument/2006/math" xmlns:v="urn:schemas-microsoft-com:vml" xmlns:wp14="http://schemas.microsoft.com/office/word/2010/wordprocessingDrawing" xmlns:wp="http://schemas.openxmlformats.org/drawingml/2006/wordprocessingDrawing" xmlns:w10="urn:schemas-microsoft-com:office:word" xmlns:w="http://schemas.openxmlformats.org/wordprocessingml/2006/main" xmlns:w14="http://schemas.microsoft.com/office/word/2010/wordml" xmlns:w15="http://schemas.microsoft.com/office/word/2012/wordml" xmlns:w16cex="http://schemas.microsoft.com/office/word/2018/wordml/cex" xmlns:w16cid="http://schemas.microsoft.com/office/word/2016/wordml/cid" xmlns:w16="http://schemas.microsoft.com/office/word/2018/wordml" xmlns:w16sdtdh="http://schemas.microsoft.com/office/word/2020/wordml/sdtdatahash" xmlns:w16se="http://schemas.microsoft.com/office/word/2015/wordml/symex" xmlns:wpg="http://schemas.microsoft.com/office/word/2010/wordprocessingGroup" xmlns:wpi="http://schemas.microsoft.com/office/word/2010/wordprocessingInk" xmlns:wne="http://schemas.microsoft.com/office/word/2006/wordml" xmlns:wps="http://schemas.microsoft.com/office/word/2010/wordprocessingShape" mc:Ignorable="w14 w15 w16se w16cid w16 w16cex w16sdtdh wp14">
+<w:numbering xmlns:wpc="http://schemas.microsoft.com/office/word/2010/wordprocessingCanvas" xmlns:cx="http://schemas.microsoft.com/office/drawing/2014/chartex" xmlns:cx1="http://schemas.microsoft.com/office/drawing/2015/9/8/chartex" xmlns:cx2="http://schemas.microsoft.com/office/drawing/2015/10/21/chartex" xmlns:cx3="http://schemas.microsoft.com/office/drawing/2016/5/9/chartex" xmlns:cx4="http://schemas.microsoft.com/office/drawing/2016/5/10/chartex" xmlns:cx5="http://schemas.microsoft.com/office/drawing/2016/5/11/chartex" xmlns:cx6="http://schemas.microsoft.com/office/drawing/2016/5/12/chartex" xmlns:cx7="http://schemas.microsoft.com/office/drawing/2016/5/13/chartex" xmlns:cx8="http://schemas.microsoft.com/office/drawing/2016/5/14/chartex" xmlns:mc="http://schemas.openxmlformats.org/markup-compatibility/2006" xmlns:aink="http://schemas.microsoft.com/office/drawing/2016/ink" xmlns:am3d="http://schemas.microsoft.com/office/drawing/2017/model3d" xmlns:o="urn:schemas-microsoft-com:office:office" xmlns:oel="http://schemas.microsoft.com/office/2019/extlst" xmlns:r="http://schemas.openxmlformats.org/officeDocument/2006/relationships" xmlns:m="http://schemas.openxmlformats.org/officeDocument/2006/math" xmlns:v="urn:schemas-microsoft-com:vml" xmlns:wp14="http://schemas.microsoft.com/office/word/2010/wordprocessingDrawing" xmlns:wp="http://schemas.openxmlformats.org/drawingml/2006/wordprocessingDrawing" xmlns:w10="urn:schemas-microsoft-com:office:word" xmlns:w="http://schemas.openxmlformats.org/wordprocessingml/2006/main" xmlns:w14="http://schemas.microsoft.com/office/word/2010/wordml" xmlns:w15="http://schemas.microsoft.com/office/word/2012/wordml" xmlns:w16cex="http://schemas.microsoft.com/office/word/2018/wordml/cex" xmlns:w16cid="http://schemas.microsoft.com/office/word/2016/wordml/cid" xmlns:w16="http://schemas.microsoft.com/office/word/2018/wordml" xmlns:w16du="http://schemas.microsoft.com/office/word/2023/wordml/word16du" xmlns:w16sdtdh="http://schemas.microsoft.com/office/word/2020/wordml/sdtdatahash" xmlns:w16sdtfl="http://schemas.microsoft.com/office/word/2024/wordml/sdtformatlock" xmlns:w16se="http://schemas.microsoft.com/office/word/2015/wordml/symex" xmlns:wpg="http://schemas.microsoft.com/office/word/2010/wordprocessingGroup" xmlns:wpi="http://schemas.microsoft.com/office/word/2010/wordprocessingInk" xmlns:wne="http://schemas.microsoft.com/office/word/2006/wordml" xmlns:wps="http://schemas.microsoft.com/office/word/2010/wordprocessingShape" mc:Ignorable="w14 w15 w16se w16cid w16 w16cex w16sdtdh w16sdtfl w16du wp14">
   <w:abstractNum w:abstractNumId="0" w15:restartNumberingAfterBreak="0">
     <w:nsid w:val="103F04AB"/>
     <w:multiLevelType w:val="hybridMultilevel"/>
@@ -950,14 +1984,166 @@
       </w:rPr>
     </w:lvl>
   </w:abstractNum>
-  <w:num w:numId="1">
+  <w:abstractNum w:abstractNumId="1" w15:restartNumberingAfterBreak="0">
+    <w:nsid w:val="4B47260F"/>
+    <w:multiLevelType w:val="multilevel"/>
+    <w:tmpl w:val="7D1ABE00"/>
+    <w:lvl w:ilvl="0">
+      <w:start w:val="1"/>
+      <w:numFmt w:val="bullet"/>
+      <w:lvlText w:val=""/>
+      <w:lvlJc w:val="left"/>
+      <w:pPr>
+        <w:tabs>
+          <w:tab w:val="num" w:pos="720"/>
+        </w:tabs>
+        <w:ind w:left="720" w:hanging="360"/>
+      </w:pPr>
+      <w:rPr>
+        <w:rFonts w:ascii="Symbol" w:hAnsi="Symbol" w:hint="default"/>
+        <w:sz w:val="20"/>
+      </w:rPr>
+    </w:lvl>
+    <w:lvl w:ilvl="1" w:tentative="1">
+      <w:start w:val="1"/>
+      <w:numFmt w:val="bullet"/>
+      <w:lvlText w:val="o"/>
+      <w:lvlJc w:val="left"/>
+      <w:pPr>
+        <w:tabs>
+          <w:tab w:val="num" w:pos="1440"/>
+        </w:tabs>
+        <w:ind w:left="1440" w:hanging="360"/>
+      </w:pPr>
+      <w:rPr>
+        <w:rFonts w:ascii="Courier New" w:hAnsi="Courier New" w:hint="default"/>
+        <w:sz w:val="20"/>
+      </w:rPr>
+    </w:lvl>
+    <w:lvl w:ilvl="2" w:tentative="1">
+      <w:start w:val="1"/>
+      <w:numFmt w:val="bullet"/>
+      <w:lvlText w:val=""/>
+      <w:lvlJc w:val="left"/>
+      <w:pPr>
+        <w:tabs>
+          <w:tab w:val="num" w:pos="2160"/>
+        </w:tabs>
+        <w:ind w:left="2160" w:hanging="360"/>
+      </w:pPr>
+      <w:rPr>
+        <w:rFonts w:ascii="Wingdings" w:hAnsi="Wingdings" w:hint="default"/>
+        <w:sz w:val="20"/>
+      </w:rPr>
+    </w:lvl>
+    <w:lvl w:ilvl="3" w:tentative="1">
+      <w:start w:val="1"/>
+      <w:numFmt w:val="bullet"/>
+      <w:lvlText w:val=""/>
+      <w:lvlJc w:val="left"/>
+      <w:pPr>
+        <w:tabs>
+          <w:tab w:val="num" w:pos="2880"/>
+        </w:tabs>
+        <w:ind w:left="2880" w:hanging="360"/>
+      </w:pPr>
+      <w:rPr>
+        <w:rFonts w:ascii="Wingdings" w:hAnsi="Wingdings" w:hint="default"/>
+        <w:sz w:val="20"/>
+      </w:rPr>
+    </w:lvl>
+    <w:lvl w:ilvl="4" w:tentative="1">
+      <w:start w:val="1"/>
+      <w:numFmt w:val="bullet"/>
+      <w:lvlText w:val=""/>
+      <w:lvlJc w:val="left"/>
+      <w:pPr>
+        <w:tabs>
+          <w:tab w:val="num" w:pos="3600"/>
+        </w:tabs>
+        <w:ind w:left="3600" w:hanging="360"/>
+      </w:pPr>
+      <w:rPr>
+        <w:rFonts w:ascii="Wingdings" w:hAnsi="Wingdings" w:hint="default"/>
+        <w:sz w:val="20"/>
+      </w:rPr>
+    </w:lvl>
+    <w:lvl w:ilvl="5" w:tentative="1">
+      <w:start w:val="1"/>
+      <w:numFmt w:val="bullet"/>
+      <w:lvlText w:val=""/>
+      <w:lvlJc w:val="left"/>
+      <w:pPr>
+        <w:tabs>
+          <w:tab w:val="num" w:pos="4320"/>
+        </w:tabs>
+        <w:ind w:left="4320" w:hanging="360"/>
+      </w:pPr>
+      <w:rPr>
+        <w:rFonts w:ascii="Wingdings" w:hAnsi="Wingdings" w:hint="default"/>
+        <w:sz w:val="20"/>
+      </w:rPr>
+    </w:lvl>
+    <w:lvl w:ilvl="6" w:tentative="1">
+      <w:start w:val="1"/>
+      <w:numFmt w:val="bullet"/>
+      <w:lvlText w:val=""/>
+      <w:lvlJc w:val="left"/>
+      <w:pPr>
+        <w:tabs>
+          <w:tab w:val="num" w:pos="5040"/>
+        </w:tabs>
+        <w:ind w:left="5040" w:hanging="360"/>
+      </w:pPr>
+      <w:rPr>
+        <w:rFonts w:ascii="Wingdings" w:hAnsi="Wingdings" w:hint="default"/>
+        <w:sz w:val="20"/>
+      </w:rPr>
+    </w:lvl>
+    <w:lvl w:ilvl="7" w:tentative="1">
+      <w:start w:val="1"/>
+      <w:numFmt w:val="bullet"/>
+      <w:lvlText w:val=""/>
+      <w:lvlJc w:val="left"/>
+      <w:pPr>
+        <w:tabs>
+          <w:tab w:val="num" w:pos="5760"/>
+        </w:tabs>
+        <w:ind w:left="5760" w:hanging="360"/>
+      </w:pPr>
+      <w:rPr>
+        <w:rFonts w:ascii="Wingdings" w:hAnsi="Wingdings" w:hint="default"/>
+        <w:sz w:val="20"/>
+      </w:rPr>
+    </w:lvl>
+    <w:lvl w:ilvl="8" w:tentative="1">
+      <w:start w:val="1"/>
+      <w:numFmt w:val="bullet"/>
+      <w:lvlText w:val=""/>
+      <w:lvlJc w:val="left"/>
+      <w:pPr>
+        <w:tabs>
+          <w:tab w:val="num" w:pos="6480"/>
+        </w:tabs>
+        <w:ind w:left="6480" w:hanging="360"/>
+      </w:pPr>
+      <w:rPr>
+        <w:rFonts w:ascii="Wingdings" w:hAnsi="Wingdings" w:hint="default"/>
+        <w:sz w:val="20"/>
+      </w:rPr>
+    </w:lvl>
+  </w:abstractNum>
+  <w:num w:numId="1" w16cid:durableId="332414028">
     <w:abstractNumId w:val="0"/>
+  </w:num>
+  <w:num w:numId="2" w16cid:durableId="1116678499">
+    <w:abstractNumId w:val="1"/>
   </w:num>
 </w:numbering>
 </file>
 
 <file path=word/styles.xml><?xml version="1.0" encoding="utf-8"?>
-<w:styles xmlns:mc="http://schemas.openxmlformats.org/markup-compatibility/2006" xmlns:r="http://schemas.openxmlformats.org/officeDocument/2006/relationships" xmlns:w="http://schemas.openxmlformats.org/wordprocessingml/2006/main" xmlns:w14="http://schemas.microsoft.com/office/word/2010/wordml" xmlns:w15="http://schemas.microsoft.com/office/word/2012/wordml" xmlns:w16cex="http://schemas.microsoft.com/office/word/2018/wordml/cex" xmlns:w16cid="http://schemas.microsoft.com/office/word/2016/wordml/cid" xmlns:w16="http://schemas.microsoft.com/office/word/2018/wordml" xmlns:w16sdtdh="http://schemas.microsoft.com/office/word/2020/wordml/sdtdatahash" xmlns:w16se="http://schemas.microsoft.com/office/word/2015/wordml/symex" mc:Ignorable="w14 w15 w16se w16cid w16 w16cex w16sdtdh">
+<w:styles xmlns:mc="http://schemas.openxmlformats.org/markup-compatibility/2006" xmlns:r="http://schemas.openxmlformats.org/officeDocument/2006/relationships" xmlns:w="http://schemas.openxmlformats.org/wordprocessingml/2006/main" xmlns:w14="http://schemas.microsoft.com/office/word/2010/wordml" xmlns:w15="http://schemas.microsoft.com/office/word/2012/wordml" xmlns:w16cex="http://schemas.microsoft.com/office/word/2018/wordml/cex" xmlns:w16cid="http://schemas.microsoft.com/office/word/2016/wordml/cid" xmlns:w16="http://schemas.microsoft.com/office/word/2018/wordml" xmlns:w16du="http://schemas.microsoft.com/office/word/2023/wordml/word16du" xmlns:w16sdtdh="http://schemas.microsoft.com/office/word/2020/wordml/sdtdatahash" xmlns:w16sdtfl="http://schemas.microsoft.com/office/word/2024/wordml/sdtformatlock" xmlns:w16se="http://schemas.microsoft.com/office/word/2015/wordml/symex" mc:Ignorable="w14 w15 w16se w16cid w16 w16cex w16sdtdh w16sdtfl w16du">
   <w:docDefaults>
     <w:rPrDefault>
       <w:rPr>
@@ -1079,6 +2265,7 @@
     <w:lsdException w:name="HTML Sample" w:semiHidden="1" w:unhideWhenUsed="1"/>
     <w:lsdException w:name="HTML Typewriter" w:semiHidden="1" w:unhideWhenUsed="1"/>
     <w:lsdException w:name="HTML Variable" w:semiHidden="1" w:unhideWhenUsed="1"/>
+    <w:lsdException w:name="Normal Table" w:semiHidden="1" w:unhideWhenUsed="1"/>
     <w:lsdException w:name="annotation subject" w:semiHidden="1" w:unhideWhenUsed="1"/>
     <w:lsdException w:name="No List" w:semiHidden="1" w:unhideWhenUsed="1"/>
     <w:lsdException w:name="Outline List 1" w:semiHidden="1" w:unhideWhenUsed="1"/>
@@ -1125,8 +2312,10 @@
     <w:lsdException w:name="Table Subtle 2" w:semiHidden="1" w:unhideWhenUsed="1"/>
     <w:lsdException w:name="Table Web 1" w:semiHidden="1" w:unhideWhenUsed="1"/>
     <w:lsdException w:name="Table Web 2" w:semiHidden="1" w:unhideWhenUsed="1"/>
+    <w:lsdException w:name="Table Web 3" w:semiHidden="1" w:unhideWhenUsed="1"/>
     <w:lsdException w:name="Balloon Text" w:semiHidden="1" w:unhideWhenUsed="1"/>
     <w:lsdException w:name="Table Grid" w:uiPriority="59"/>
+    <w:lsdException w:name="Table Theme" w:semiHidden="1" w:unhideWhenUsed="1"/>
     <w:lsdException w:name="Placeholder Text" w:semiHidden="1"/>
     <w:lsdException w:name="No Spacing" w:uiPriority="1" w:qFormat="1"/>
     <w:lsdException w:name="Light Shading" w:uiPriority="60"/>
@@ -1355,7 +2544,6 @@
   <w:style w:type="character" w:default="1" w:styleId="DefaultParagraphFont">
     <w:name w:val="Default Paragraph Font"/>
     <w:uiPriority w:val="1"/>
-    <w:semiHidden/>
     <w:unhideWhenUsed/>
   </w:style>
   <w:style w:type="table" w:default="1" w:styleId="TableNormal">
@@ -1419,6 +2607,25 @@
       <w:sz w:val="16"/>
       <w:szCs w:val="16"/>
     </w:rPr>
+  </w:style>
+  <w:style w:type="table" w:styleId="TableGrid">
+    <w:name w:val="Table Grid"/>
+    <w:basedOn w:val="TableNormal"/>
+    <w:uiPriority w:val="59"/>
+    <w:rsid w:val="00E930BE"/>
+    <w:pPr>
+      <w:spacing w:after="0" w:line="240" w:lineRule="auto"/>
+    </w:pPr>
+    <w:tblPr>
+      <w:tblBorders>
+        <w:top w:val="single" w:sz="4" w:space="0" w:color="auto"/>
+        <w:left w:val="single" w:sz="4" w:space="0" w:color="auto"/>
+        <w:bottom w:val="single" w:sz="4" w:space="0" w:color="auto"/>
+        <w:right w:val="single" w:sz="4" w:space="0" w:color="auto"/>
+        <w:insideH w:val="single" w:sz="4" w:space="0" w:color="auto"/>
+        <w:insideV w:val="single" w:sz="4" w:space="0" w:color="auto"/>
+      </w:tblBorders>
+    </w:tblPr>
   </w:style>
 </w:styles>
 </file>
@@ -1706,4 +2913,16 @@
   <a:objectDefaults/>
   <a:extraClrSchemeLst/>
 </a:theme>
+</file>
+
+<file path=customXml/item1.xml><?xml version="1.0" encoding="utf-8"?>
+<b:Sources xmlns:b="http://schemas.openxmlformats.org/officeDocument/2006/bibliography" xmlns="http://schemas.openxmlformats.org/officeDocument/2006/bibliography" SelectedStyle="\APASixthEditionOfficeOnline.xsl" StyleName="APA" Version="6"/>
+</file>
+
+<file path=customXml/itemProps1.xml><?xml version="1.0" encoding="utf-8"?>
+<ds:datastoreItem xmlns:ds="http://schemas.openxmlformats.org/officeDocument/2006/customXml" ds:itemID="{EF1E3F4E-4AA5-455B-A45A-3C1371732646}">
+  <ds:schemaRefs>
+    <ds:schemaRef ds:uri="http://schemas.openxmlformats.org/officeDocument/2006/bibliography"/>
+  </ds:schemaRefs>
+</ds:datastoreItem>
 </file>
--- a/PP1-Synopsis.docx
+++ b/PP1-Synopsis.docx
@@ -672,52 +672,7 @@
           <w:sz w:val="26"/>
           <w:szCs w:val="26"/>
         </w:rPr>
-        <w:t>Feb</w:t>
-      </w:r>
-      <w:r>
-        <w:rPr>
-          <w:rFonts w:ascii="Times New Roman" w:hAnsi="Times New Roman" w:cs="Times New Roman"/>
-          <w:b/>
-          <w:sz w:val="26"/>
-          <w:szCs w:val="26"/>
-        </w:rPr>
-        <w:t xml:space="preserve"> 202</w:t>
-      </w:r>
-      <w:r>
-        <w:rPr>
-          <w:rFonts w:ascii="Times New Roman" w:hAnsi="Times New Roman" w:cs="Times New Roman"/>
-          <w:b/>
-          <w:sz w:val="26"/>
-          <w:szCs w:val="26"/>
-        </w:rPr>
-        <w:t>6</w:t>
-      </w:r>
-      <w:r>
-        <w:rPr>
-          <w:rFonts w:ascii="Times New Roman" w:hAnsi="Times New Roman" w:cs="Times New Roman"/>
-          <w:b/>
-          <w:sz w:val="26"/>
-          <w:szCs w:val="26"/>
-        </w:rPr>
-        <w:t xml:space="preserve"> – J</w:t>
-      </w:r>
-      <w:r>
-        <w:rPr>
-          <w:rFonts w:ascii="Times New Roman" w:hAnsi="Times New Roman" w:cs="Times New Roman"/>
-          <w:b/>
-          <w:sz w:val="26"/>
-          <w:szCs w:val="26"/>
-        </w:rPr>
-        <w:t>uly</w:t>
-      </w:r>
-      <w:r>
-        <w:rPr>
-          <w:rFonts w:ascii="Times New Roman" w:hAnsi="Times New Roman" w:cs="Times New Roman"/>
-          <w:b/>
-          <w:sz w:val="26"/>
-          <w:szCs w:val="26"/>
-        </w:rPr>
-        <w:t xml:space="preserve"> 2026</w:t>
+        <w:t>Feb 2026 – July 2026</w:t>
       </w:r>
     </w:p>
     <w:p>
@@ -1558,7 +1513,38 @@
           <w:lang w:val="en-IN"/>
         </w:rPr>
         <w:br/>
-        <w:t>– Android Studio (for Android Emulator)</w:t>
+        <w:t xml:space="preserve">– </w:t>
+      </w:r>
+      <w:r>
+        <w:rPr>
+          <w:rFonts w:ascii="Times New Roman" w:hAnsi="Times New Roman" w:cs="Times New Roman"/>
+          <w:lang w:val="en-IN"/>
+        </w:rPr>
+        <w:t>Expo CLI</w:t>
+      </w:r>
+    </w:p>
+    <w:p>
+      <w:pPr>
+        <w:rPr>
+          <w:rFonts w:ascii="Times New Roman" w:hAnsi="Times New Roman" w:cs="Times New Roman"/>
+          <w:lang w:val="en-IN"/>
+        </w:rPr>
+      </w:pPr>
+      <w:r>
+        <w:rPr>
+          <w:rFonts w:ascii="Times New Roman" w:hAnsi="Times New Roman" w:cs="Times New Roman"/>
+          <w:lang w:val="en-IN"/>
+        </w:rPr>
+        <w:t xml:space="preserve">• </w:t>
+      </w:r>
+      <w:r>
+        <w:rPr>
+          <w:rFonts w:ascii="Times New Roman" w:hAnsi="Times New Roman" w:cs="Times New Roman"/>
+          <w:b/>
+          <w:bCs/>
+          <w:lang w:val="en-IN"/>
+        </w:rPr>
+        <w:t>Backend Technologies</w:t>
       </w:r>
       <w:r>
         <w:rPr>
@@ -1566,8 +1552,54 @@
           <w:lang w:val="en-IN"/>
         </w:rPr>
         <w:br/>
-        <w:t>– Android SDK</w:t>
-      </w:r>
+        <w:t xml:space="preserve">– </w:t>
+      </w:r>
+      <w:r>
+        <w:rPr>
+          <w:rFonts w:ascii="Times New Roman" w:hAnsi="Times New Roman" w:cs="Times New Roman"/>
+          <w:lang w:val="en-IN"/>
+        </w:rPr>
+        <w:t>React Native</w:t>
+      </w:r>
+      <w:r>
+        <w:rPr>
+          <w:rFonts w:ascii="Times New Roman" w:hAnsi="Times New Roman" w:cs="Times New Roman"/>
+          <w:lang w:val="en-IN"/>
+        </w:rPr>
+        <w:br/>
+        <w:t xml:space="preserve">– </w:t>
+      </w:r>
+      <w:r>
+        <w:rPr>
+          <w:rFonts w:ascii="Times New Roman" w:hAnsi="Times New Roman" w:cs="Times New Roman"/>
+          <w:lang w:val="en-IN"/>
+        </w:rPr>
+        <w:t>Expo Router</w:t>
+      </w:r>
+    </w:p>
+    <w:p>
+      <w:pPr>
+        <w:rPr>
+          <w:rFonts w:ascii="Times New Roman" w:hAnsi="Times New Roman" w:cs="Times New Roman"/>
+          <w:lang w:val="en-IN"/>
+        </w:rPr>
+      </w:pPr>
+      <w:r>
+        <w:rPr>
+          <w:rFonts w:ascii="Times New Roman" w:hAnsi="Times New Roman" w:cs="Times New Roman"/>
+          <w:lang w:val="en-IN"/>
+        </w:rPr>
+        <w:t xml:space="preserve">– </w:t>
+      </w:r>
+      <w:proofErr w:type="spellStart"/>
+      <w:r>
+        <w:rPr>
+          <w:rFonts w:ascii="Times New Roman" w:hAnsi="Times New Roman" w:cs="Times New Roman"/>
+          <w:lang w:val="en-IN"/>
+        </w:rPr>
+        <w:t>Zustand</w:t>
+      </w:r>
+      <w:proofErr w:type="spellEnd"/>
     </w:p>
     <w:p>
       <w:pPr>
@@ -2544,6 +2576,7 @@
   <w:style w:type="character" w:default="1" w:styleId="DefaultParagraphFont">
     <w:name w:val="Default Paragraph Font"/>
     <w:uiPriority w:val="1"/>
+    <w:semiHidden/>
     <w:unhideWhenUsed/>
   </w:style>
   <w:style w:type="table" w:default="1" w:styleId="TableNormal">
